--- a/BAB 1 - 3.docx
+++ b/BAB 1 - 3.docx
@@ -1,6 +1,6 @@
 
 <file path=word/document.xml><?xml version="1.0" encoding="utf-8"?>
-<w:document xmlns:wpc="http://schemas.microsoft.com/office/word/2010/wordprocessingCanvas" xmlns:cx="http://schemas.microsoft.com/office/drawing/2014/chartex" xmlns:cx1="http://schemas.microsoft.com/office/drawing/2015/9/8/chartex" xmlns:cx2="http://schemas.microsoft.com/office/drawing/2015/10/21/chartex" xmlns:cx3="http://schemas.microsoft.com/office/drawing/2016/5/9/chartex" xmlns:cx4="http://schemas.microsoft.com/office/drawing/2016/5/10/chartex" xmlns:cx5="http://schemas.microsoft.com/office/drawing/2016/5/11/chartex" xmlns:cx6="http://schemas.microsoft.com/office/drawing/2016/5/12/chartex" xmlns:cx7="http://schemas.microsoft.com/office/drawing/2016/5/13/chartex" xmlns:cx8="http://schemas.microsoft.com/office/drawing/2016/5/14/chartex" xmlns:mc="http://schemas.openxmlformats.org/markup-compatibility/2006" xmlns:aink="http://schemas.microsoft.com/office/drawing/2016/ink" xmlns:am3d="http://schemas.microsoft.com/office/drawing/2017/model3d" xmlns:o="urn:schemas-microsoft-com:office:office" xmlns:oel="http://schemas.microsoft.com/office/2019/extlst" xmlns:r="http://schemas.openxmlformats.org/officeDocument/2006/relationships" xmlns:m="http://schemas.openxmlformats.org/officeDocument/2006/math" xmlns:v="urn:schemas-microsoft-com:vml" xmlns:wp14="http://schemas.microsoft.com/office/word/2010/wordprocessingDrawing" xmlns:wp="http://schemas.openxmlformats.org/drawingml/2006/wordprocessingDrawing" xmlns:w10="urn:schemas-microsoft-com:office:word" xmlns:w="http://schemas.openxmlformats.org/wordprocessingml/2006/main" xmlns:w14="http://schemas.microsoft.com/office/word/2010/wordml" xmlns:w15="http://schemas.microsoft.com/office/word/2012/wordml" xmlns:w16cex="http://schemas.microsoft.com/office/word/2018/wordml/cex" xmlns:w16cid="http://schemas.microsoft.com/office/word/2016/wordml/cid" xmlns:w16="http://schemas.microsoft.com/office/word/2018/wordml" xmlns:w16sdtdh="http://schemas.microsoft.com/office/word/2020/wordml/sdtdatahash" xmlns:w16se="http://schemas.microsoft.com/office/word/2015/wordml/symex" xmlns:wpg="http://schemas.microsoft.com/office/word/2010/wordprocessingGroup" xmlns:wpi="http://schemas.microsoft.com/office/word/2010/wordprocessingInk" xmlns:wne="http://schemas.microsoft.com/office/word/2006/wordml" xmlns:wps="http://schemas.microsoft.com/office/word/2010/wordprocessingShape" mc:Ignorable="w14 w15 w16se w16cid w16 w16cex w16sdtdh wp14">
+<w:document xmlns:wpc="http://schemas.microsoft.com/office/word/2010/wordprocessingCanvas" xmlns:cx="http://schemas.microsoft.com/office/drawing/2014/chartex" xmlns:cx1="http://schemas.microsoft.com/office/drawing/2015/9/8/chartex" xmlns:cx2="http://schemas.microsoft.com/office/drawing/2015/10/21/chartex" xmlns:cx3="http://schemas.microsoft.com/office/drawing/2016/5/9/chartex" xmlns:cx4="http://schemas.microsoft.com/office/drawing/2016/5/10/chartex" xmlns:cx5="http://schemas.microsoft.com/office/drawing/2016/5/11/chartex" xmlns:cx6="http://schemas.microsoft.com/office/drawing/2016/5/12/chartex" xmlns:cx7="http://schemas.microsoft.com/office/drawing/2016/5/13/chartex" xmlns:cx8="http://schemas.microsoft.com/office/drawing/2016/5/14/chartex" xmlns:mc="http://schemas.openxmlformats.org/markup-compatibility/2006" xmlns:aink="http://schemas.microsoft.com/office/drawing/2016/ink" xmlns:am3d="http://schemas.microsoft.com/office/drawing/2017/model3d" xmlns:o="urn:schemas-microsoft-com:office:office" xmlns:oel="http://schemas.microsoft.com/office/2019/extlst" xmlns:r="http://schemas.openxmlformats.org/officeDocument/2006/relationships" xmlns:m="http://schemas.openxmlformats.org/officeDocument/2006/math" xmlns:v="urn:schemas-microsoft-com:vml" xmlns:wp14="http://schemas.microsoft.com/office/word/2010/wordprocessingDrawing" xmlns:wp="http://schemas.openxmlformats.org/drawingml/2006/wordprocessingDrawing" xmlns:w10="urn:schemas-microsoft-com:office:word" xmlns:w="http://schemas.openxmlformats.org/wordprocessingml/2006/main" xmlns:w14="http://schemas.microsoft.com/office/word/2010/wordml" xmlns:w15="http://schemas.microsoft.com/office/word/2012/wordml" xmlns:w16cex="http://schemas.microsoft.com/office/word/2018/wordml/cex" xmlns:w16cid="http://schemas.microsoft.com/office/word/2016/wordml/cid" xmlns:w16="http://schemas.microsoft.com/office/word/2018/wordml" xmlns:w16du="http://schemas.microsoft.com/office/word/2023/wordml/word16du" xmlns:w16sdtdh="http://schemas.microsoft.com/office/word/2020/wordml/sdtdatahash" xmlns:w16sdtfl="http://schemas.microsoft.com/office/word/2024/wordml/sdtformatlock" xmlns:w16se="http://schemas.microsoft.com/office/word/2015/wordml/symex" xmlns:wpg="http://schemas.microsoft.com/office/word/2010/wordprocessingGroup" xmlns:wpi="http://schemas.microsoft.com/office/word/2010/wordprocessingInk" xmlns:wne="http://schemas.microsoft.com/office/word/2006/wordml" xmlns:wps="http://schemas.microsoft.com/office/word/2010/wordprocessingShape" mc:Ignorable="w14 w15 w16se w16cid w16 w16cex w16sdtdh w16sdtfl w16du wp14">
   <w:body>
     <w:p>
       <w:pPr>
@@ -158,25 +158,7 @@
           <w:bCs/>
           <w:lang w:val="en-US"/>
         </w:rPr>
-        <w:t xml:space="preserve"> </w:t>
-      </w:r>
-      <w:proofErr w:type="spellStart"/>
-      <w:r>
-        <w:rPr>
-          <w:b/>
-          <w:bCs/>
-          <w:lang w:val="en-US"/>
-        </w:rPr>
-        <w:t>Kerja</w:t>
-      </w:r>
-      <w:proofErr w:type="spellEnd"/>
-      <w:r>
-        <w:rPr>
-          <w:b/>
-          <w:bCs/>
-          <w:lang w:val="en-US"/>
-        </w:rPr>
-        <w:t xml:space="preserve"> </w:t>
+        <w:t xml:space="preserve"> Kerja </w:t>
       </w:r>
       <w:proofErr w:type="spellStart"/>
       <w:r>
@@ -314,13 +296,41 @@
           <w:lang w:val="en-US"/>
         </w:rPr>
       </w:pPr>
+      <w:proofErr w:type="spellStart"/>
       <w:r>
         <w:rPr>
           <w:b/>
           <w:bCs/>
           <w:lang w:val="en-US"/>
         </w:rPr>
-        <w:t xml:space="preserve">Agisna Rizkan </w:t>
+        <w:t>Agisna</w:t>
+      </w:r>
+      <w:proofErr w:type="spellEnd"/>
+      <w:r>
+        <w:rPr>
+          <w:b/>
+          <w:bCs/>
+          <w:lang w:val="en-US"/>
+        </w:rPr>
+        <w:t xml:space="preserve"> </w:t>
+      </w:r>
+      <w:proofErr w:type="spellStart"/>
+      <w:r>
+        <w:rPr>
+          <w:b/>
+          <w:bCs/>
+          <w:lang w:val="en-US"/>
+        </w:rPr>
+        <w:t>Rizkan</w:t>
+      </w:r>
+      <w:proofErr w:type="spellEnd"/>
+      <w:r>
+        <w:rPr>
+          <w:b/>
+          <w:bCs/>
+          <w:lang w:val="en-US"/>
+        </w:rPr>
+        <w:t xml:space="preserve"> </w:t>
       </w:r>
       <w:proofErr w:type="spellStart"/>
       <w:r>
@@ -1541,13 +1551,8 @@
       <w:pPr>
         <w:pStyle w:val="Heading2"/>
       </w:pPr>
-      <w:proofErr w:type="spellStart"/>
-      <w:r>
-        <w:t>Latar</w:t>
-      </w:r>
-      <w:proofErr w:type="spellEnd"/>
-      <w:r>
-        <w:t xml:space="preserve"> </w:t>
+      <w:r>
+        <w:t xml:space="preserve">Latar </w:t>
       </w:r>
       <w:proofErr w:type="spellStart"/>
       <w:r>
@@ -1749,21 +1754,7 @@
         <w:rPr>
           <w:lang w:val="en-US"/>
         </w:rPr>
-        <w:t xml:space="preserve"> digital </w:t>
-      </w:r>
-      <w:proofErr w:type="spellStart"/>
-      <w:r>
-        <w:rPr>
-          <w:lang w:val="en-US"/>
-        </w:rPr>
-        <w:t>guna</w:t>
-      </w:r>
-      <w:proofErr w:type="spellEnd"/>
-      <w:r>
-        <w:rPr>
-          <w:lang w:val="en-US"/>
-        </w:rPr>
-        <w:t xml:space="preserve"> </w:t>
+        <w:t xml:space="preserve"> digital guna </w:t>
       </w:r>
       <w:proofErr w:type="spellStart"/>
       <w:r>
@@ -1847,21 +1838,7 @@
         <w:rPr>
           <w:lang w:val="en-US"/>
         </w:rPr>
-        <w:t xml:space="preserve">. </w:t>
-      </w:r>
-      <w:proofErr w:type="spellStart"/>
-      <w:r>
-        <w:rPr>
-          <w:lang w:val="en-US"/>
-        </w:rPr>
-        <w:t>Tidak</w:t>
-      </w:r>
-      <w:proofErr w:type="spellEnd"/>
-      <w:r>
-        <w:rPr>
-          <w:lang w:val="en-US"/>
-        </w:rPr>
-        <w:t xml:space="preserve"> </w:t>
+        <w:t xml:space="preserve">. Tidak </w:t>
       </w:r>
       <w:proofErr w:type="spellStart"/>
       <w:r>
@@ -2155,21 +2132,7 @@
         <w:rPr>
           <w:lang w:val="en-US"/>
         </w:rPr>
-        <w:t xml:space="preserve"> </w:t>
-      </w:r>
-      <w:proofErr w:type="spellStart"/>
-      <w:r>
-        <w:rPr>
-          <w:lang w:val="en-US"/>
-        </w:rPr>
-        <w:t>guna</w:t>
-      </w:r>
-      <w:proofErr w:type="spellEnd"/>
-      <w:r>
-        <w:rPr>
-          <w:lang w:val="en-US"/>
-        </w:rPr>
-        <w:t xml:space="preserve">. </w:t>
+        <w:t xml:space="preserve"> guna. </w:t>
       </w:r>
       <w:proofErr w:type="spellStart"/>
       <w:r>
@@ -3357,21 +3320,7 @@
         <w:rPr>
           <w:lang w:val="en-US"/>
         </w:rPr>
-        <w:t xml:space="preserve">. </w:t>
-      </w:r>
-      <w:proofErr w:type="spellStart"/>
-      <w:r>
-        <w:rPr>
-          <w:lang w:val="en-US"/>
-        </w:rPr>
-        <w:t>Dengan</w:t>
-      </w:r>
-      <w:proofErr w:type="spellEnd"/>
-      <w:r>
-        <w:rPr>
-          <w:lang w:val="en-US"/>
-        </w:rPr>
-        <w:t xml:space="preserve"> </w:t>
+        <w:t xml:space="preserve">. Dengan </w:t>
       </w:r>
       <w:proofErr w:type="spellStart"/>
       <w:r>
@@ -4750,21 +4699,7 @@
         <w:rPr>
           <w:lang w:val="en-US"/>
         </w:rPr>
-        <w:t xml:space="preserve">. </w:t>
-      </w:r>
-      <w:proofErr w:type="spellStart"/>
-      <w:r>
-        <w:rPr>
-          <w:lang w:val="en-US"/>
-        </w:rPr>
-        <w:t>Dengan</w:t>
-      </w:r>
-      <w:proofErr w:type="spellEnd"/>
-      <w:r>
-        <w:rPr>
-          <w:lang w:val="en-US"/>
-        </w:rPr>
-        <w:t xml:space="preserve"> </w:t>
+        <w:t xml:space="preserve">. Dengan </w:t>
       </w:r>
       <w:proofErr w:type="spellStart"/>
       <w:r>
@@ -9015,13 +8950,8 @@
       <w:r>
         <w:t xml:space="preserve"> </w:t>
       </w:r>
-      <w:proofErr w:type="spellStart"/>
-      <w:r>
-        <w:t>Tujuan</w:t>
-      </w:r>
-      <w:proofErr w:type="spellEnd"/>
-      <w:r>
-        <w:t xml:space="preserve"> </w:t>
+      <w:r>
+        <w:t xml:space="preserve">Tujuan </w:t>
       </w:r>
       <w:proofErr w:type="spellStart"/>
       <w:r>
@@ -10081,21 +10011,7 @@
         <w:rPr>
           <w:lang w:val="en-US"/>
         </w:rPr>
-        <w:t xml:space="preserve"> di Program </w:t>
-      </w:r>
-      <w:proofErr w:type="spellStart"/>
-      <w:r>
-        <w:rPr>
-          <w:lang w:val="en-US"/>
-        </w:rPr>
-        <w:t>Studi</w:t>
-      </w:r>
-      <w:proofErr w:type="spellEnd"/>
-      <w:r>
-        <w:rPr>
-          <w:lang w:val="en-US"/>
-        </w:rPr>
-        <w:t xml:space="preserve"> Teknik </w:t>
+        <w:t xml:space="preserve"> di Program Studi Teknik </w:t>
       </w:r>
       <w:proofErr w:type="spellStart"/>
       <w:r>
@@ -10372,13 +10288,8 @@
         <w:lastRenderedPageBreak/>
         <w:t xml:space="preserve"> </w:t>
       </w:r>
-      <w:proofErr w:type="spellStart"/>
-      <w:r>
-        <w:t>Manfaat</w:t>
-      </w:r>
-      <w:proofErr w:type="spellEnd"/>
-      <w:r>
-        <w:t xml:space="preserve"> </w:t>
+      <w:r>
+        <w:t xml:space="preserve">Manfaat </w:t>
       </w:r>
       <w:proofErr w:type="spellStart"/>
       <w:r>
@@ -10487,13 +10398,8 @@
           <w:numId w:val="7"/>
         </w:numPr>
       </w:pPr>
-      <w:proofErr w:type="spellStart"/>
-      <w:r>
-        <w:t>Bagi</w:t>
-      </w:r>
-      <w:proofErr w:type="spellEnd"/>
-      <w:r>
-        <w:t xml:space="preserve"> </w:t>
+      <w:r>
+        <w:t xml:space="preserve">Bagi </w:t>
       </w:r>
       <w:proofErr w:type="spellStart"/>
       <w:r>
@@ -10671,15 +10577,7 @@
       </w:r>
       <w:proofErr w:type="spellEnd"/>
       <w:r>
-        <w:t xml:space="preserve"> web. </w:t>
-      </w:r>
-      <w:proofErr w:type="spellStart"/>
-      <w:r>
-        <w:t>Selain</w:t>
-      </w:r>
-      <w:proofErr w:type="spellEnd"/>
-      <w:r>
-        <w:t xml:space="preserve"> </w:t>
+        <w:t xml:space="preserve"> web. Selain </w:t>
       </w:r>
       <w:proofErr w:type="spellStart"/>
       <w:r>
@@ -10866,13 +10764,8 @@
           <w:numId w:val="7"/>
         </w:numPr>
       </w:pPr>
-      <w:proofErr w:type="spellStart"/>
-      <w:r>
-        <w:t>Bagi</w:t>
-      </w:r>
-      <w:proofErr w:type="spellEnd"/>
-      <w:r>
-        <w:t xml:space="preserve"> </w:t>
+      <w:r>
+        <w:t xml:space="preserve">Bagi </w:t>
       </w:r>
       <w:proofErr w:type="spellStart"/>
       <w:r>
@@ -11112,15 +11005,7 @@
       </w:r>
       <w:proofErr w:type="spellEnd"/>
       <w:r>
-        <w:t xml:space="preserve">. </w:t>
-      </w:r>
-      <w:proofErr w:type="spellStart"/>
-      <w:r>
-        <w:t>Selain</w:t>
-      </w:r>
-      <w:proofErr w:type="spellEnd"/>
-      <w:r>
-        <w:t xml:space="preserve"> </w:t>
+        <w:t xml:space="preserve">. Selain </w:t>
       </w:r>
       <w:proofErr w:type="spellStart"/>
       <w:r>
@@ -11307,13 +11192,8 @@
           <w:numId w:val="7"/>
         </w:numPr>
       </w:pPr>
-      <w:proofErr w:type="spellStart"/>
-      <w:r>
-        <w:t>Bagi</w:t>
-      </w:r>
-      <w:proofErr w:type="spellEnd"/>
-      <w:r>
-        <w:t xml:space="preserve"> Universitas</w:t>
+      <w:r>
+        <w:t>Bagi Universitas</w:t>
       </w:r>
     </w:p>
     <w:p>
@@ -11510,15 +11390,7 @@
       </w:r>
       <w:proofErr w:type="spellEnd"/>
       <w:r>
-        <w:t xml:space="preserve"> (UMKM). </w:t>
-      </w:r>
-      <w:proofErr w:type="spellStart"/>
-      <w:r>
-        <w:t>Selain</w:t>
-      </w:r>
-      <w:proofErr w:type="spellEnd"/>
-      <w:r>
-        <w:t xml:space="preserve"> </w:t>
+        <w:t xml:space="preserve"> (UMKM). Selain </w:t>
       </w:r>
       <w:proofErr w:type="spellStart"/>
       <w:r>
@@ -12005,21 +11877,7 @@
         <w:rPr>
           <w:lang w:val="en-US"/>
         </w:rPr>
-        <w:t xml:space="preserve">, </w:t>
-      </w:r>
-      <w:proofErr w:type="spellStart"/>
-      <w:r>
-        <w:rPr>
-          <w:lang w:val="en-US"/>
-        </w:rPr>
-        <w:t>Jawa</w:t>
-      </w:r>
-      <w:proofErr w:type="spellEnd"/>
-      <w:r>
-        <w:rPr>
-          <w:lang w:val="en-US"/>
-        </w:rPr>
-        <w:t xml:space="preserve"> Barat. Usaha </w:t>
+        <w:t xml:space="preserve">, Jawa Barat. Usaha </w:t>
       </w:r>
       <w:proofErr w:type="spellStart"/>
       <w:r>
@@ -13135,21 +12993,7 @@
         <w:rPr>
           <w:lang w:val="en-US"/>
         </w:rPr>
-        <w:t xml:space="preserve"> </w:t>
-      </w:r>
-      <w:proofErr w:type="spellStart"/>
-      <w:r>
-        <w:rPr>
-          <w:lang w:val="en-US"/>
-        </w:rPr>
-        <w:t>Maret</w:t>
-      </w:r>
-      <w:proofErr w:type="spellEnd"/>
-      <w:r>
-        <w:rPr>
-          <w:lang w:val="en-US"/>
-        </w:rPr>
-        <w:t xml:space="preserve"> 2026 </w:t>
+        <w:t xml:space="preserve"> Maret 2026 </w:t>
       </w:r>
       <w:proofErr w:type="spellStart"/>
       <w:r>
@@ -13163,21 +13007,7 @@
         <w:rPr>
           <w:lang w:val="en-US"/>
         </w:rPr>
-        <w:t xml:space="preserve"> </w:t>
-      </w:r>
-      <w:proofErr w:type="spellStart"/>
-      <w:r>
-        <w:rPr>
-          <w:lang w:val="en-US"/>
-        </w:rPr>
-        <w:t>Juni</w:t>
-      </w:r>
-      <w:proofErr w:type="spellEnd"/>
-      <w:r>
-        <w:rPr>
-          <w:lang w:val="en-US"/>
-        </w:rPr>
-        <w:t xml:space="preserve"> 2026. </w:t>
+        <w:t xml:space="preserve"> Juni 2026. </w:t>
       </w:r>
       <w:proofErr w:type="spellStart"/>
       <w:r>
@@ -13679,15 +13509,7 @@
       </w:r>
       <w:proofErr w:type="spellEnd"/>
       <w:r>
-        <w:t xml:space="preserve"> Waterfall. </w:t>
-      </w:r>
-      <w:proofErr w:type="spellStart"/>
-      <w:r>
-        <w:t>Metode</w:t>
-      </w:r>
-      <w:proofErr w:type="spellEnd"/>
-      <w:r>
-        <w:t xml:space="preserve"> Waterfall </w:t>
+        <w:t xml:space="preserve"> Waterfall. Metode Waterfall </w:t>
       </w:r>
       <w:proofErr w:type="spellStart"/>
       <w:r>
@@ -13855,15 +13677,7 @@
       </w:r>
       <w:proofErr w:type="spellEnd"/>
       <w:r>
-        <w:t xml:space="preserve"> Pressman (2020), Waterfall </w:t>
-      </w:r>
-      <w:proofErr w:type="spellStart"/>
-      <w:r>
-        <w:t>Adalah</w:t>
-      </w:r>
-      <w:proofErr w:type="spellEnd"/>
-      <w:r>
-        <w:t xml:space="preserve"> model </w:t>
+        <w:t xml:space="preserve"> Pressman (2020), Waterfall Adalah model </w:t>
       </w:r>
       <w:proofErr w:type="spellStart"/>
       <w:r>
@@ -14072,24 +13886,14 @@
       <w:r>
         <w:t>.</w:t>
       </w:r>
-      <w:r>
-        <w:fldChar w:fldCharType="begin"/>
-      </w:r>
-      <w:r>
-        <w:instrText xml:space="preserve"> SEQ Gambar \* ARABIC \s 1 </w:instrText>
-      </w:r>
-      <w:r>
-        <w:fldChar w:fldCharType="separate"/>
-      </w:r>
-      <w:r>
-        <w:rPr>
-          <w:noProof/>
-        </w:rPr>
-        <w:t>1</w:t>
-      </w:r>
-      <w:r>
-        <w:fldChar w:fldCharType="end"/>
-      </w:r>
+      <w:fldSimple w:instr=" SEQ Gambar \* ARABIC \s 1 ">
+        <w:r>
+          <w:rPr>
+            <w:noProof/>
+          </w:rPr>
+          <w:t>1</w:t>
+        </w:r>
+      </w:fldSimple>
       <w:r>
         <w:t xml:space="preserve"> SDLC Waterfall (</w:t>
       </w:r>
@@ -14108,14 +13912,9 @@
           <w:lang w:val="en-US"/>
         </w:rPr>
       </w:pPr>
-      <w:proofErr w:type="spellStart"/>
       <w:r>
         <w:lastRenderedPageBreak/>
-        <w:t>Metode</w:t>
-      </w:r>
-      <w:proofErr w:type="spellEnd"/>
-      <w:r>
-        <w:t xml:space="preserve"> </w:t>
+        <w:t xml:space="preserve">Metode </w:t>
       </w:r>
       <w:proofErr w:type="spellStart"/>
       <w:r>
@@ -14261,21 +14060,7 @@
         <w:rPr>
           <w:lang w:val="en-US"/>
         </w:rPr>
-        <w:t xml:space="preserve"> </w:t>
-      </w:r>
-      <w:proofErr w:type="spellStart"/>
-      <w:r>
-        <w:rPr>
-          <w:lang w:val="en-US"/>
-        </w:rPr>
-        <w:t>Kopikeun</w:t>
-      </w:r>
-      <w:proofErr w:type="spellEnd"/>
-      <w:r>
-        <w:rPr>
-          <w:lang w:val="en-US"/>
-        </w:rPr>
-        <w:t xml:space="preserve">. Adapun </w:t>
+        <w:t xml:space="preserve"> Kopikeun. Adapun </w:t>
       </w:r>
       <w:proofErr w:type="spellStart"/>
       <w:r>
@@ -14373,21 +14158,7 @@
         <w:rPr>
           <w:lang w:val="en-US"/>
         </w:rPr>
-        <w:t xml:space="preserve"> </w:t>
-      </w:r>
-      <w:proofErr w:type="spellStart"/>
-      <w:r>
-        <w:rPr>
-          <w:lang w:val="en-US"/>
-        </w:rPr>
-        <w:t>Adalah</w:t>
-      </w:r>
-      <w:proofErr w:type="spellEnd"/>
-      <w:r>
-        <w:rPr>
-          <w:lang w:val="en-US"/>
-        </w:rPr>
-        <w:t xml:space="preserve"> </w:t>
+        <w:t xml:space="preserve"> Adalah </w:t>
       </w:r>
       <w:proofErr w:type="spellStart"/>
       <w:r>
@@ -14798,21 +14569,7 @@
         <w:rPr>
           <w:lang w:val="en-US"/>
         </w:rPr>
-        <w:t xml:space="preserve"> </w:t>
-      </w:r>
-      <w:proofErr w:type="spellStart"/>
-      <w:r>
-        <w:rPr>
-          <w:lang w:val="en-US"/>
-        </w:rPr>
-        <w:t>Kopikeun</w:t>
-      </w:r>
-      <w:proofErr w:type="spellEnd"/>
-      <w:r>
-        <w:rPr>
-          <w:lang w:val="en-US"/>
-        </w:rPr>
-        <w:t xml:space="preserve"> </w:t>
+        <w:t xml:space="preserve"> Kopikeun </w:t>
       </w:r>
       <w:proofErr w:type="spellStart"/>
       <w:r>
@@ -15720,15 +15477,7 @@
       </w:r>
       <w:proofErr w:type="spellEnd"/>
       <w:r>
-        <w:t xml:space="preserve"> (user interface). </w:t>
-      </w:r>
-      <w:proofErr w:type="spellStart"/>
-      <w:r>
-        <w:t>Selain</w:t>
-      </w:r>
-      <w:proofErr w:type="spellEnd"/>
-      <w:r>
-        <w:t xml:space="preserve"> </w:t>
+        <w:t xml:space="preserve"> (user interface). Selain </w:t>
       </w:r>
       <w:proofErr w:type="spellStart"/>
       <w:r>
@@ -16803,15 +16552,7 @@
       </w:r>
       <w:proofErr w:type="spellEnd"/>
       <w:r>
-        <w:t xml:space="preserve">. </w:t>
-      </w:r>
-      <w:proofErr w:type="spellStart"/>
-      <w:r>
-        <w:t>Selain</w:t>
-      </w:r>
-      <w:proofErr w:type="spellEnd"/>
-      <w:r>
-        <w:t xml:space="preserve"> </w:t>
+        <w:t xml:space="preserve">. Selain </w:t>
       </w:r>
       <w:proofErr w:type="spellStart"/>
       <w:r>
@@ -16968,13 +16709,8 @@
       </w:r>
       <w:proofErr w:type="spellEnd"/>
       <w:r>
-        <w:t xml:space="preserve"> </w:t>
-      </w:r>
-      <w:proofErr w:type="spellStart"/>
-      <w:r>
-        <w:t>Laporan</w:t>
-      </w:r>
-      <w:proofErr w:type="spellEnd"/>
+        <w:t xml:space="preserve"> Laporan</w:t>
+      </w:r>
     </w:p>
     <w:p>
       <w:proofErr w:type="spellStart"/>
@@ -18113,15 +17849,7 @@
       </w:r>
       <w:proofErr w:type="spellEnd"/>
       <w:r>
-        <w:t xml:space="preserve"> </w:t>
-      </w:r>
-      <w:proofErr w:type="spellStart"/>
-      <w:r>
-        <w:t>datang</w:t>
-      </w:r>
-      <w:proofErr w:type="spellEnd"/>
-      <w:r>
-        <w:t>.</w:t>
+        <w:t xml:space="preserve"> datang.</w:t>
       </w:r>
     </w:p>
     <w:p/>
@@ -18201,15 +17929,7 @@
       </w:r>
       <w:proofErr w:type="spellEnd"/>
       <w:r>
-        <w:t xml:space="preserve"> </w:t>
-      </w:r>
-      <w:proofErr w:type="spellStart"/>
-      <w:r>
-        <w:t>Kopikeun</w:t>
-      </w:r>
-      <w:proofErr w:type="spellEnd"/>
-      <w:r>
-        <w:t xml:space="preserve"> </w:t>
+        <w:t xml:space="preserve"> Kopikeun </w:t>
       </w:r>
       <w:proofErr w:type="spellStart"/>
       <w:r>
@@ -18723,15 +18443,7 @@
       </w:r>
       <w:proofErr w:type="spellEnd"/>
       <w:r>
-        <w:t xml:space="preserve">. </w:t>
-      </w:r>
-      <w:proofErr w:type="spellStart"/>
-      <w:r>
-        <w:t>Selain</w:t>
-      </w:r>
-      <w:proofErr w:type="spellEnd"/>
-      <w:r>
-        <w:t xml:space="preserve"> </w:t>
+        <w:t xml:space="preserve">. Selain </w:t>
       </w:r>
       <w:proofErr w:type="spellStart"/>
       <w:r>
@@ -18763,15 +18475,7 @@
       </w:r>
       <w:proofErr w:type="spellEnd"/>
       <w:r>
-        <w:t xml:space="preserve">, </w:t>
-      </w:r>
-      <w:proofErr w:type="spellStart"/>
-      <w:r>
-        <w:t>Rasakeun</w:t>
-      </w:r>
-      <w:proofErr w:type="spellEnd"/>
-      <w:r>
-        <w:t xml:space="preserve">, </w:t>
+        <w:t xml:space="preserve">, Rasakeun, </w:t>
       </w:r>
       <w:proofErr w:type="spellStart"/>
       <w:r>
@@ -18933,23 +18637,7 @@
       </w:r>
       <w:proofErr w:type="spellEnd"/>
       <w:r>
-        <w:t xml:space="preserve"> Americano, Latte, Kopi Susu Gula Aren, Kopi Susu </w:t>
-      </w:r>
-      <w:proofErr w:type="spellStart"/>
-      <w:r>
-        <w:t>Karamel</w:t>
-      </w:r>
-      <w:proofErr w:type="spellEnd"/>
-      <w:r>
-        <w:t xml:space="preserve">, Kopi Susu Butterscotch, Kopi Susu Korea, Kopi Susu Hazelnut, dan Kopi </w:t>
-      </w:r>
-      <w:proofErr w:type="spellStart"/>
-      <w:r>
-        <w:t>Pesak</w:t>
-      </w:r>
-      <w:proofErr w:type="spellEnd"/>
-      <w:r>
-        <w:t xml:space="preserve">. </w:t>
+        <w:t xml:space="preserve"> Americano, Latte, Kopi Susu Gula Aren, Kopi Susu Karamel, Kopi Susu Butterscotch, Kopi Susu Korea, Kopi Susu Hazelnut, dan Kopi Pesak. </w:t>
       </w:r>
       <w:proofErr w:type="spellStart"/>
       <w:r>
@@ -19191,11 +18879,75 @@
       </w:r>
       <w:proofErr w:type="spellEnd"/>
       <w:r>
-        <w:t xml:space="preserve"> </w:t>
-      </w:r>
-      <w:proofErr w:type="spellStart"/>
-      <w:r>
-        <w:t>Cianjur</w:t>
+        <w:t xml:space="preserve"> Cianjur, </w:t>
+      </w:r>
+      <w:proofErr w:type="spellStart"/>
+      <w:r>
+        <w:t>khususnya</w:t>
+      </w:r>
+      <w:proofErr w:type="spellEnd"/>
+      <w:r>
+        <w:t xml:space="preserve"> di </w:t>
+      </w:r>
+      <w:proofErr w:type="spellStart"/>
+      <w:r>
+        <w:t>sekitar</w:t>
+      </w:r>
+      <w:proofErr w:type="spellEnd"/>
+      <w:r>
+        <w:t xml:space="preserve"> pasar </w:t>
+      </w:r>
+      <w:proofErr w:type="spellStart"/>
+      <w:r>
+        <w:t>Cibeber</w:t>
+      </w:r>
+      <w:proofErr w:type="spellEnd"/>
+      <w:r>
+        <w:t xml:space="preserve"> dan area </w:t>
+      </w:r>
+      <w:proofErr w:type="spellStart"/>
+      <w:r>
+        <w:t>keramaian</w:t>
+      </w:r>
+      <w:proofErr w:type="spellEnd"/>
+      <w:r>
+        <w:t xml:space="preserve"> </w:t>
+      </w:r>
+      <w:proofErr w:type="spellStart"/>
+      <w:r>
+        <w:t>lainnya</w:t>
+      </w:r>
+      <w:proofErr w:type="spellEnd"/>
+      <w:r>
+        <w:t xml:space="preserve">. Selain </w:t>
+      </w:r>
+      <w:proofErr w:type="spellStart"/>
+      <w:r>
+        <w:t>melakukan</w:t>
+      </w:r>
+      <w:proofErr w:type="spellEnd"/>
+      <w:r>
+        <w:t xml:space="preserve"> </w:t>
+      </w:r>
+      <w:proofErr w:type="spellStart"/>
+      <w:r>
+        <w:t>penjualan</w:t>
+      </w:r>
+      <w:proofErr w:type="spellEnd"/>
+      <w:r>
+        <w:t xml:space="preserve"> </w:t>
+      </w:r>
+      <w:proofErr w:type="spellStart"/>
+      <w:r>
+        <w:t>secara</w:t>
+      </w:r>
+      <w:proofErr w:type="spellEnd"/>
+      <w:r>
+        <w:t xml:space="preserve"> </w:t>
+      </w:r>
+      <w:proofErr w:type="spellStart"/>
+      <w:r>
+        <w:t>keliling</w:t>
       </w:r>
       <w:proofErr w:type="spellEnd"/>
       <w:r>
@@ -19203,7 +18955,47 @@
       </w:r>
       <w:proofErr w:type="spellStart"/>
       <w:r>
-        <w:t>khususnya</w:t>
+        <w:t>Kopikeun</w:t>
+      </w:r>
+      <w:proofErr w:type="spellEnd"/>
+      <w:r>
+        <w:t xml:space="preserve"> juga </w:t>
+      </w:r>
+      <w:proofErr w:type="spellStart"/>
+      <w:r>
+        <w:t>melayani</w:t>
+      </w:r>
+      <w:proofErr w:type="spellEnd"/>
+      <w:r>
+        <w:t xml:space="preserve"> </w:t>
+      </w:r>
+      <w:proofErr w:type="spellStart"/>
+      <w:r>
+        <w:t>penjualan</w:t>
+      </w:r>
+      <w:proofErr w:type="spellEnd"/>
+      <w:r>
+        <w:t xml:space="preserve"> </w:t>
+      </w:r>
+      <w:proofErr w:type="spellStart"/>
+      <w:r>
+        <w:t>dengan</w:t>
+      </w:r>
+      <w:proofErr w:type="spellEnd"/>
+      <w:r>
+        <w:t xml:space="preserve"> </w:t>
+      </w:r>
+      <w:proofErr w:type="spellStart"/>
+      <w:r>
+        <w:t>sistem</w:t>
+      </w:r>
+      <w:proofErr w:type="spellEnd"/>
+      <w:r>
+        <w:t xml:space="preserve"> </w:t>
+      </w:r>
+      <w:proofErr w:type="spellStart"/>
+      <w:r>
+        <w:t>mangkal</w:t>
       </w:r>
       <w:proofErr w:type="spellEnd"/>
       <w:r>
@@ -19211,126 +19003,6 @@
       </w:r>
       <w:proofErr w:type="spellStart"/>
       <w:r>
-        <w:t>sekitar</w:t>
-      </w:r>
-      <w:proofErr w:type="spellEnd"/>
-      <w:r>
-        <w:t xml:space="preserve"> pasar </w:t>
-      </w:r>
-      <w:proofErr w:type="spellStart"/>
-      <w:r>
-        <w:t>Cibeber</w:t>
-      </w:r>
-      <w:proofErr w:type="spellEnd"/>
-      <w:r>
-        <w:t xml:space="preserve"> dan area </w:t>
-      </w:r>
-      <w:proofErr w:type="spellStart"/>
-      <w:r>
-        <w:t>keramaian</w:t>
-      </w:r>
-      <w:proofErr w:type="spellEnd"/>
-      <w:r>
-        <w:t xml:space="preserve"> </w:t>
-      </w:r>
-      <w:proofErr w:type="spellStart"/>
-      <w:r>
-        <w:t>lainnya</w:t>
-      </w:r>
-      <w:proofErr w:type="spellEnd"/>
-      <w:r>
-        <w:t xml:space="preserve">. </w:t>
-      </w:r>
-      <w:proofErr w:type="spellStart"/>
-      <w:r>
-        <w:t>Selain</w:t>
-      </w:r>
-      <w:proofErr w:type="spellEnd"/>
-      <w:r>
-        <w:t xml:space="preserve"> </w:t>
-      </w:r>
-      <w:proofErr w:type="spellStart"/>
-      <w:r>
-        <w:t>melakukan</w:t>
-      </w:r>
-      <w:proofErr w:type="spellEnd"/>
-      <w:r>
-        <w:t xml:space="preserve"> </w:t>
-      </w:r>
-      <w:proofErr w:type="spellStart"/>
-      <w:r>
-        <w:t>penjualan</w:t>
-      </w:r>
-      <w:proofErr w:type="spellEnd"/>
-      <w:r>
-        <w:t xml:space="preserve"> </w:t>
-      </w:r>
-      <w:proofErr w:type="spellStart"/>
-      <w:r>
-        <w:t>secara</w:t>
-      </w:r>
-      <w:proofErr w:type="spellEnd"/>
-      <w:r>
-        <w:t xml:space="preserve"> </w:t>
-      </w:r>
-      <w:proofErr w:type="spellStart"/>
-      <w:r>
-        <w:t>keliling</w:t>
-      </w:r>
-      <w:proofErr w:type="spellEnd"/>
-      <w:r>
-        <w:t xml:space="preserve">, </w:t>
-      </w:r>
-      <w:proofErr w:type="spellStart"/>
-      <w:r>
-        <w:t>Kopikeun</w:t>
-      </w:r>
-      <w:proofErr w:type="spellEnd"/>
-      <w:r>
-        <w:t xml:space="preserve"> juga </w:t>
-      </w:r>
-      <w:proofErr w:type="spellStart"/>
-      <w:r>
-        <w:t>melayani</w:t>
-      </w:r>
-      <w:proofErr w:type="spellEnd"/>
-      <w:r>
-        <w:t xml:space="preserve"> </w:t>
-      </w:r>
-      <w:proofErr w:type="spellStart"/>
-      <w:r>
-        <w:t>penjualan</w:t>
-      </w:r>
-      <w:proofErr w:type="spellEnd"/>
-      <w:r>
-        <w:t xml:space="preserve"> </w:t>
-      </w:r>
-      <w:proofErr w:type="spellStart"/>
-      <w:r>
-        <w:t>dengan</w:t>
-      </w:r>
-      <w:proofErr w:type="spellEnd"/>
-      <w:r>
-        <w:t xml:space="preserve"> </w:t>
-      </w:r>
-      <w:proofErr w:type="spellStart"/>
-      <w:r>
-        <w:t>sistem</w:t>
-      </w:r>
-      <w:proofErr w:type="spellEnd"/>
-      <w:r>
-        <w:t xml:space="preserve"> </w:t>
-      </w:r>
-      <w:proofErr w:type="spellStart"/>
-      <w:r>
-        <w:t>mangkal</w:t>
-      </w:r>
-      <w:proofErr w:type="spellEnd"/>
-      <w:r>
-        <w:t xml:space="preserve"> di </w:t>
-      </w:r>
-      <w:proofErr w:type="spellStart"/>
-      <w:r>
         <w:t>lokasi</w:t>
       </w:r>
       <w:proofErr w:type="spellEnd"/>
@@ -19391,15 +19063,7 @@
       </w:r>
       <w:proofErr w:type="spellEnd"/>
       <w:r>
-        <w:t xml:space="preserve">. </w:t>
-      </w:r>
-      <w:proofErr w:type="spellStart"/>
-      <w:r>
-        <w:t>Saat</w:t>
-      </w:r>
-      <w:proofErr w:type="spellEnd"/>
-      <w:r>
-        <w:t xml:space="preserve"> </w:t>
+        <w:t xml:space="preserve">. Saat </w:t>
       </w:r>
       <w:proofErr w:type="spellStart"/>
       <w:r>
@@ -19722,15 +19386,7 @@
       </w:r>
       <w:proofErr w:type="spellEnd"/>
       <w:r>
-        <w:t xml:space="preserve"> </w:t>
-      </w:r>
-      <w:proofErr w:type="spellStart"/>
-      <w:r>
-        <w:t>Cibeber</w:t>
-      </w:r>
-      <w:proofErr w:type="spellEnd"/>
-      <w:r>
-        <w:t xml:space="preserve">. </w:t>
+        <w:t xml:space="preserve"> Cibeber. </w:t>
       </w:r>
     </w:p>
     <w:p>
@@ -19995,13 +19651,8 @@
       </w:r>
     </w:p>
     <w:p>
-      <w:proofErr w:type="spellStart"/>
-      <w:r>
-        <w:t>Seiring</w:t>
-      </w:r>
-      <w:proofErr w:type="spellEnd"/>
-      <w:r>
-        <w:t xml:space="preserve"> </w:t>
+      <w:r>
+        <w:t xml:space="preserve">Seiring </w:t>
       </w:r>
       <w:proofErr w:type="spellStart"/>
       <w:r>
@@ -20358,7 +20009,7 @@
           <w:noProof/>
         </w:rPr>
         <w:drawing>
-          <wp:inline distT="0" distB="0" distL="0" distR="0" wp14:anchorId="237FEF11" wp14:editId="467ACBA9">
+          <wp:inline distT="0" distB="0" distL="0" distR="0" wp14:anchorId="237FEF11" wp14:editId="6BE90242">
             <wp:extent cx="5199797" cy="3900005"/>
             <wp:effectExtent l="0" t="0" r="1270" b="5715"/>
             <wp:docPr id="1074202717" name="Picture 1"/>
@@ -20410,24 +20061,14 @@
       <w:r>
         <w:t>.</w:t>
       </w:r>
-      <w:r>
-        <w:fldChar w:fldCharType="begin"/>
-      </w:r>
-      <w:r>
-        <w:instrText xml:space="preserve"> SEQ Gambar \* ARABIC \s 1 </w:instrText>
-      </w:r>
-      <w:r>
-        <w:fldChar w:fldCharType="separate"/>
-      </w:r>
-      <w:r>
-        <w:rPr>
-          <w:noProof/>
-        </w:rPr>
-        <w:t>1</w:t>
-      </w:r>
-      <w:r>
-        <w:fldChar w:fldCharType="end"/>
-      </w:r>
+      <w:fldSimple w:instr=" SEQ Gambar \* ARABIC \s 1 ">
+        <w:r>
+          <w:rPr>
+            <w:noProof/>
+          </w:rPr>
+          <w:t>1</w:t>
+        </w:r>
+      </w:fldSimple>
       <w:r>
         <w:t xml:space="preserve"> Foto </w:t>
       </w:r>
@@ -20456,7 +20097,7 @@
         </w:rPr>
         <w:lastRenderedPageBreak/>
         <w:drawing>
-          <wp:inline distT="0" distB="0" distL="0" distR="0" wp14:anchorId="292D406A" wp14:editId="24F0D727">
+          <wp:inline distT="0" distB="0" distL="0" distR="0" wp14:anchorId="292D406A" wp14:editId="42D7CD3A">
             <wp:extent cx="5255895" cy="3942080"/>
             <wp:effectExtent l="0" t="0" r="1905" b="1270"/>
             <wp:docPr id="458375925" name="Picture 3"/>
@@ -20508,26 +20149,24 @@
       <w:r>
         <w:t>.</w:t>
       </w:r>
-      <w:r>
-        <w:fldChar w:fldCharType="begin"/>
-      </w:r>
-      <w:r>
-        <w:instrText xml:space="preserve"> SEQ Gambar \* ARABIC \s 1 </w:instrText>
-      </w:r>
-      <w:r>
-        <w:fldChar w:fldCharType="separate"/>
-      </w:r>
-      <w:r>
-        <w:rPr>
-          <w:noProof/>
-        </w:rPr>
-        <w:t>2</w:t>
-      </w:r>
-      <w:r>
-        <w:fldChar w:fldCharType="end"/>
-      </w:r>
-      <w:r>
-        <w:t xml:space="preserve"> Foto Instansi </w:t>
+      <w:fldSimple w:instr=" SEQ Gambar \* ARABIC \s 1 ">
+        <w:r>
+          <w:rPr>
+            <w:noProof/>
+          </w:rPr>
+          <w:t>2</w:t>
+        </w:r>
+      </w:fldSimple>
+      <w:r>
+        <w:t xml:space="preserve"> Foto </w:t>
+      </w:r>
+      <w:proofErr w:type="spellStart"/>
+      <w:r>
+        <w:t>Instansi</w:t>
+      </w:r>
+      <w:proofErr w:type="spellEnd"/>
+      <w:r>
+        <w:t xml:space="preserve"> </w:t>
       </w:r>
       <w:proofErr w:type="spellStart"/>
       <w:r>
@@ -20627,19 +20266,9 @@
       <w:r>
         <w:t xml:space="preserve"> </w:t>
       </w:r>
-      <w:proofErr w:type="spellStart"/>
-      <w:r>
-        <w:t>Visi</w:t>
-      </w:r>
-      <w:proofErr w:type="spellEnd"/>
-      <w:r>
-        <w:t xml:space="preserve"> dan </w:t>
-      </w:r>
-      <w:proofErr w:type="spellStart"/>
-      <w:r>
-        <w:t>Misi</w:t>
-      </w:r>
-      <w:proofErr w:type="spellEnd"/>
+      <w:r>
+        <w:t>Visi dan Misi</w:t>
+      </w:r>
     </w:p>
     <w:p>
       <w:pPr>
@@ -20650,7 +20279,6 @@
           <w:bCs w:val="0"/>
         </w:rPr>
       </w:pPr>
-      <w:proofErr w:type="spellStart"/>
       <w:r>
         <w:rPr>
           <w:rStyle w:val="Strong"/>
@@ -20659,7 +20287,6 @@
         </w:rPr>
         <w:t>Visi</w:t>
       </w:r>
-      <w:proofErr w:type="spellEnd"/>
     </w:p>
     <w:p>
       <w:pPr>
@@ -20752,7 +20379,6 @@
           <w:bCs w:val="0"/>
         </w:rPr>
       </w:pPr>
-      <w:proofErr w:type="spellStart"/>
       <w:r>
         <w:rPr>
           <w:rStyle w:val="Strong"/>
@@ -20761,7 +20387,6 @@
         </w:rPr>
         <w:t>Misi</w:t>
       </w:r>
-      <w:proofErr w:type="spellEnd"/>
     </w:p>
     <w:p>
       <w:pPr>
@@ -21010,24 +20635,14 @@
       <w:r>
         <w:t>.</w:t>
       </w:r>
-      <w:r>
-        <w:fldChar w:fldCharType="begin"/>
-      </w:r>
-      <w:r>
-        <w:instrText xml:space="preserve"> SEQ Gambar \* ARABIC \s 1 </w:instrText>
-      </w:r>
-      <w:r>
-        <w:fldChar w:fldCharType="separate"/>
-      </w:r>
-      <w:r>
-        <w:rPr>
-          <w:noProof/>
-        </w:rPr>
-        <w:t>3</w:t>
-      </w:r>
-      <w:r>
-        <w:fldChar w:fldCharType="end"/>
-      </w:r>
+      <w:fldSimple w:instr=" SEQ Gambar \* ARABIC \s 1 ">
+        <w:r>
+          <w:rPr>
+            <w:noProof/>
+          </w:rPr>
+          <w:t>3</w:t>
+        </w:r>
+      </w:fldSimple>
       <w:r>
         <w:t xml:space="preserve"> </w:t>
       </w:r>
@@ -21114,15 +20729,7 @@
       </w:r>
       <w:proofErr w:type="spellEnd"/>
       <w:r>
-        <w:t xml:space="preserve"> </w:t>
-      </w:r>
-      <w:proofErr w:type="spellStart"/>
-      <w:r>
-        <w:t>Kopikeun</w:t>
-      </w:r>
-      <w:proofErr w:type="spellEnd"/>
-      <w:r>
-        <w:t xml:space="preserve"> </w:t>
+        <w:t xml:space="preserve"> Kopikeun </w:t>
       </w:r>
       <w:proofErr w:type="spellStart"/>
       <w:r>
@@ -22992,15 +22599,7 @@
       </w:r>
       <w:proofErr w:type="spellEnd"/>
       <w:r>
-        <w:t xml:space="preserve"> </w:t>
-      </w:r>
-      <w:proofErr w:type="spellStart"/>
-      <w:r>
-        <w:t>Kopikeun</w:t>
-      </w:r>
-      <w:proofErr w:type="spellEnd"/>
-      <w:r>
-        <w:t xml:space="preserve"> </w:t>
+        <w:t xml:space="preserve"> Kopikeun </w:t>
       </w:r>
       <w:proofErr w:type="spellStart"/>
       <w:r>
@@ -24033,15 +23632,7 @@
       </w:r>
       <w:proofErr w:type="spellEnd"/>
       <w:r>
-        <w:t xml:space="preserve"> </w:t>
-      </w:r>
-      <w:proofErr w:type="spellStart"/>
-      <w:r>
-        <w:t>Kopikeun</w:t>
-      </w:r>
-      <w:proofErr w:type="spellEnd"/>
-      <w:r>
-        <w:t xml:space="preserve"> </w:t>
+        <w:t xml:space="preserve"> Kopikeun </w:t>
       </w:r>
       <w:proofErr w:type="spellStart"/>
       <w:r>
@@ -24613,24 +24204,14 @@
       <w:r>
         <w:t>.</w:t>
       </w:r>
-      <w:r>
-        <w:fldChar w:fldCharType="begin"/>
-      </w:r>
-      <w:r>
-        <w:instrText xml:space="preserve"> SEQ Gambar \* ARABIC \s 1 </w:instrText>
-      </w:r>
-      <w:r>
-        <w:fldChar w:fldCharType="separate"/>
-      </w:r>
-      <w:r>
-        <w:rPr>
-          <w:noProof/>
-        </w:rPr>
-        <w:t>4</w:t>
-      </w:r>
-      <w:r>
-        <w:fldChar w:fldCharType="end"/>
-      </w:r>
+      <w:fldSimple w:instr=" SEQ Gambar \* ARABIC \s 1 ">
+        <w:r>
+          <w:rPr>
+            <w:noProof/>
+          </w:rPr>
+          <w:t>4</w:t>
+        </w:r>
+      </w:fldSimple>
       <w:r>
         <w:t xml:space="preserve"> BPMN Stok </w:t>
       </w:r>
@@ -24965,15 +24546,7 @@
       </w:r>
       <w:proofErr w:type="spellEnd"/>
       <w:r>
-        <w:t xml:space="preserve">. </w:t>
-      </w:r>
-      <w:proofErr w:type="spellStart"/>
-      <w:r>
-        <w:t>Selain</w:t>
-      </w:r>
-      <w:proofErr w:type="spellEnd"/>
-      <w:r>
-        <w:t xml:space="preserve"> </w:t>
+        <w:t xml:space="preserve">. Selain </w:t>
       </w:r>
       <w:proofErr w:type="spellStart"/>
       <w:r>
@@ -25284,24 +24857,14 @@
       <w:r>
         <w:t>2.</w:t>
       </w:r>
-      <w:r>
-        <w:fldChar w:fldCharType="begin"/>
-      </w:r>
-      <w:r>
-        <w:instrText xml:space="preserve"> SEQ Gambar \* ARABIC \s 1 </w:instrText>
-      </w:r>
-      <w:r>
-        <w:fldChar w:fldCharType="separate"/>
-      </w:r>
-      <w:r>
-        <w:rPr>
-          <w:noProof/>
-        </w:rPr>
-        <w:t>5</w:t>
-      </w:r>
-      <w:r>
-        <w:fldChar w:fldCharType="end"/>
-      </w:r>
+      <w:fldSimple w:instr=" SEQ Gambar \* ARABIC \s 1 ">
+        <w:r>
+          <w:rPr>
+            <w:noProof/>
+          </w:rPr>
+          <w:t>5</w:t>
+        </w:r>
+      </w:fldSimple>
       <w:r>
         <w:t xml:space="preserve"> BPMN </w:t>
       </w:r>
@@ -25923,24 +25486,14 @@
       <w:r>
         <w:t>Gambar 2.</w:t>
       </w:r>
-      <w:r>
-        <w:fldChar w:fldCharType="begin"/>
-      </w:r>
-      <w:r>
-        <w:instrText xml:space="preserve"> SEQ Gambar \* ARABIC \s 1 </w:instrText>
-      </w:r>
-      <w:r>
-        <w:fldChar w:fldCharType="separate"/>
-      </w:r>
-      <w:r>
-        <w:rPr>
-          <w:noProof/>
-        </w:rPr>
-        <w:t>6</w:t>
-      </w:r>
-      <w:r>
-        <w:fldChar w:fldCharType="end"/>
-      </w:r>
+      <w:fldSimple w:instr=" SEQ Gambar \* ARABIC \s 1 ">
+        <w:r>
+          <w:rPr>
+            <w:noProof/>
+          </w:rPr>
+          <w:t>6</w:t>
+        </w:r>
+      </w:fldSimple>
       <w:r>
         <w:t xml:space="preserve"> BPMN </w:t>
       </w:r>
@@ -26031,15 +25584,7 @@
       </w:r>
       <w:proofErr w:type="spellEnd"/>
       <w:r>
-        <w:t xml:space="preserve"> </w:t>
-      </w:r>
-      <w:proofErr w:type="spellStart"/>
-      <w:r>
-        <w:t>Kopikeun</w:t>
-      </w:r>
-      <w:proofErr w:type="spellEnd"/>
-      <w:r>
-        <w:t xml:space="preserve">, </w:t>
+        <w:t xml:space="preserve"> Kopikeun, </w:t>
       </w:r>
       <w:proofErr w:type="spellStart"/>
       <w:r>
@@ -26270,13 +25815,8 @@
       <w:pPr>
         <w:ind w:left="720"/>
       </w:pPr>
-      <w:proofErr w:type="spellStart"/>
-      <w:r>
-        <w:t>Dengan</w:t>
-      </w:r>
-      <w:proofErr w:type="spellEnd"/>
-      <w:r>
-        <w:t xml:space="preserve"> </w:t>
+      <w:r>
+        <w:t xml:space="preserve">Dengan </w:t>
       </w:r>
       <w:proofErr w:type="spellStart"/>
       <w:r>
@@ -26851,15 +26391,7 @@
       </w:r>
       <w:proofErr w:type="spellEnd"/>
       <w:r>
-        <w:t xml:space="preserve"> </w:t>
-      </w:r>
-      <w:proofErr w:type="spellStart"/>
-      <w:r>
-        <w:t>Kopikeun</w:t>
-      </w:r>
-      <w:proofErr w:type="spellEnd"/>
-      <w:r>
-        <w:t xml:space="preserve"> </w:t>
+        <w:t xml:space="preserve"> Kopikeun </w:t>
       </w:r>
       <w:proofErr w:type="spellStart"/>
       <w:r>
@@ -27123,13 +26655,8 @@
             </w:r>
             <w:proofErr w:type="spellEnd"/>
             <w:r>
-              <w:t xml:space="preserve"> </w:t>
+              <w:t xml:space="preserve"> Tulis</w:t>
             </w:r>
-            <w:proofErr w:type="spellStart"/>
-            <w:r>
-              <w:t>Tulis</w:t>
-            </w:r>
-            <w:proofErr w:type="spellEnd"/>
           </w:p>
         </w:tc>
         <w:tc>
@@ -27547,15 +27074,7 @@
       </w:r>
       <w:proofErr w:type="spellEnd"/>
       <w:r>
-        <w:t xml:space="preserve"> / </w:t>
-      </w:r>
-      <w:proofErr w:type="spellStart"/>
-      <w:r>
-        <w:t>Isu</w:t>
-      </w:r>
-      <w:proofErr w:type="spellEnd"/>
-      <w:r>
-        <w:t xml:space="preserve"> TI yang </w:t>
+        <w:t xml:space="preserve"> / Isu TI yang </w:t>
       </w:r>
       <w:proofErr w:type="spellStart"/>
       <w:r>
@@ -28184,25 +27703,7 @@
           <w:b w:val="0"/>
           <w:bCs w:val="0"/>
         </w:rPr>
-        <w:t xml:space="preserve"> </w:t>
-      </w:r>
-      <w:proofErr w:type="spellStart"/>
-      <w:r>
-        <w:rPr>
-          <w:rStyle w:val="Strong"/>
-          <w:b w:val="0"/>
-          <w:bCs w:val="0"/>
-        </w:rPr>
-        <w:t>Laporan</w:t>
-      </w:r>
-      <w:proofErr w:type="spellEnd"/>
-      <w:r>
-        <w:rPr>
-          <w:rStyle w:val="Strong"/>
-          <w:b w:val="0"/>
-          <w:bCs w:val="0"/>
-        </w:rPr>
-        <w:t xml:space="preserve"> </w:t>
+        <w:t xml:space="preserve"> Laporan </w:t>
       </w:r>
       <w:proofErr w:type="spellStart"/>
       <w:r>
@@ -29000,15 +28501,7 @@
       </w:r>
       <w:proofErr w:type="spellEnd"/>
       <w:r>
-        <w:t xml:space="preserve"> </w:t>
-      </w:r>
-      <w:proofErr w:type="spellStart"/>
-      <w:r>
-        <w:t>Kopikeun</w:t>
-      </w:r>
-      <w:proofErr w:type="spellEnd"/>
-      <w:r>
-        <w:t>.</w:t>
+        <w:t xml:space="preserve"> Kopikeun.</w:t>
       </w:r>
     </w:p>
     <w:p/>
@@ -29035,15 +28528,7 @@
       </w:r>
       <w:proofErr w:type="spellEnd"/>
       <w:r>
-        <w:t xml:space="preserve"> </w:t>
-      </w:r>
-      <w:proofErr w:type="spellStart"/>
-      <w:r>
-        <w:t>Kopikeun</w:t>
-      </w:r>
-      <w:proofErr w:type="spellEnd"/>
-      <w:r>
-        <w:t xml:space="preserve"> </w:t>
+        <w:t xml:space="preserve"> Kopikeun </w:t>
       </w:r>
       <w:proofErr w:type="spellStart"/>
       <w:r>
@@ -29219,28 +28704,12 @@
       </w:r>
       <w:proofErr w:type="spellEnd"/>
       <w:r>
-        <w:t xml:space="preserve"> </w:t>
-      </w:r>
-      <w:proofErr w:type="spellStart"/>
-      <w:r>
-        <w:t>Kopikeun</w:t>
-      </w:r>
-      <w:proofErr w:type="spellEnd"/>
-      <w:r>
-        <w:t>.</w:t>
+        <w:t xml:space="preserve"> Kopikeun.</w:t>
       </w:r>
     </w:p>
     <w:p>
       <w:r>
-        <w:t xml:space="preserve">Nama </w:t>
-      </w:r>
-      <w:proofErr w:type="spellStart"/>
-      <w:r>
-        <w:t>Kopikeun</w:t>
-      </w:r>
-      <w:proofErr w:type="spellEnd"/>
-      <w:r>
-        <w:t xml:space="preserve"> </w:t>
+        <w:t xml:space="preserve">Nama Kopikeun </w:t>
       </w:r>
       <w:proofErr w:type="spellStart"/>
       <w:r>
@@ -29264,15 +28733,7 @@
       </w:r>
       <w:proofErr w:type="spellEnd"/>
       <w:r>
-        <w:t xml:space="preserve"> kata Kopi dan </w:t>
-      </w:r>
-      <w:proofErr w:type="spellStart"/>
-      <w:r>
-        <w:t>Keun</w:t>
-      </w:r>
-      <w:proofErr w:type="spellEnd"/>
-      <w:r>
-        <w:t xml:space="preserve">, yang </w:t>
+        <w:t xml:space="preserve"> kata Kopi dan Keun, yang </w:t>
       </w:r>
       <w:proofErr w:type="spellStart"/>
       <w:r>
@@ -29320,15 +28781,7 @@
       </w:r>
       <w:proofErr w:type="spellEnd"/>
       <w:r>
-        <w:t xml:space="preserve"> kopi. </w:t>
-      </w:r>
-      <w:proofErr w:type="spellStart"/>
-      <w:r>
-        <w:t>Selain</w:t>
-      </w:r>
-      <w:proofErr w:type="spellEnd"/>
-      <w:r>
-        <w:t xml:space="preserve"> </w:t>
+        <w:t xml:space="preserve"> kopi. Selain </w:t>
       </w:r>
       <w:proofErr w:type="spellStart"/>
       <w:r>
@@ -29344,15 +28797,7 @@
       </w:r>
       <w:proofErr w:type="spellEnd"/>
       <w:r>
-        <w:t xml:space="preserve"> </w:t>
-      </w:r>
-      <w:proofErr w:type="spellStart"/>
-      <w:r>
-        <w:t>Kopikeun</w:t>
-      </w:r>
-      <w:proofErr w:type="spellEnd"/>
-      <w:r>
-        <w:t xml:space="preserve"> </w:t>
+        <w:t xml:space="preserve"> Kopikeun </w:t>
       </w:r>
       <w:proofErr w:type="spellStart"/>
       <w:r>
@@ -29368,15 +28813,7 @@
       </w:r>
       <w:proofErr w:type="spellEnd"/>
       <w:r>
-        <w:t xml:space="preserve">, </w:t>
-      </w:r>
-      <w:proofErr w:type="spellStart"/>
-      <w:r>
-        <w:t>Rasakeun</w:t>
-      </w:r>
-      <w:proofErr w:type="spellEnd"/>
-      <w:r>
-        <w:t xml:space="preserve">, </w:t>
+        <w:t xml:space="preserve">, Rasakeun, </w:t>
       </w:r>
       <w:proofErr w:type="spellStart"/>
       <w:r>
@@ -29543,24 +28980,14 @@
       <w:r>
         <w:t>Gambar 2.</w:t>
       </w:r>
-      <w:r>
-        <w:fldChar w:fldCharType="begin"/>
-      </w:r>
-      <w:r>
-        <w:instrText xml:space="preserve"> SEQ Gambar \* ARABIC \s 1 </w:instrText>
-      </w:r>
-      <w:r>
-        <w:fldChar w:fldCharType="separate"/>
-      </w:r>
-      <w:r>
-        <w:rPr>
-          <w:noProof/>
-        </w:rPr>
-        <w:t>7</w:t>
-      </w:r>
-      <w:r>
-        <w:fldChar w:fldCharType="end"/>
-      </w:r>
+      <w:fldSimple w:instr=" SEQ Gambar \* ARABIC \s 1 ">
+        <w:r>
+          <w:rPr>
+            <w:noProof/>
+          </w:rPr>
+          <w:t>7</w:t>
+        </w:r>
+      </w:fldSimple>
       <w:r>
         <w:t xml:space="preserve"> Logo </w:t>
       </w:r>
@@ -29574,14 +29001,9 @@
       <w:pPr>
         <w:pStyle w:val="Heading2"/>
       </w:pPr>
-      <w:proofErr w:type="spellStart"/>
       <w:r>
         <w:lastRenderedPageBreak/>
-        <w:t>Denah</w:t>
-      </w:r>
-      <w:proofErr w:type="spellEnd"/>
-      <w:r>
-        <w:t xml:space="preserve"> Lokasi</w:t>
+        <w:t>Denah Lokasi</w:t>
       </w:r>
     </w:p>
     <w:p>
@@ -29594,15 +29016,7 @@
       </w:r>
       <w:proofErr w:type="spellEnd"/>
       <w:r>
-        <w:t xml:space="preserve"> </w:t>
-      </w:r>
-      <w:proofErr w:type="spellStart"/>
-      <w:r>
-        <w:t>Kopikeun</w:t>
-      </w:r>
-      <w:proofErr w:type="spellEnd"/>
-      <w:r>
-        <w:t xml:space="preserve"> </w:t>
+        <w:t xml:space="preserve"> Kopikeun </w:t>
       </w:r>
       <w:proofErr w:type="spellStart"/>
       <w:r>
@@ -29634,23 +29048,7 @@
       </w:r>
       <w:proofErr w:type="spellEnd"/>
       <w:r>
-        <w:t xml:space="preserve"> </w:t>
-      </w:r>
-      <w:proofErr w:type="spellStart"/>
-      <w:r>
-        <w:t>Cianjur</w:t>
-      </w:r>
-      <w:proofErr w:type="spellEnd"/>
-      <w:r>
-        <w:t xml:space="preserve">, </w:t>
-      </w:r>
-      <w:proofErr w:type="spellStart"/>
-      <w:r>
-        <w:t>Jawa</w:t>
-      </w:r>
-      <w:proofErr w:type="spellEnd"/>
-      <w:r>
-        <w:t xml:space="preserve"> Barat. Lokasi </w:t>
+        <w:t xml:space="preserve"> Cianjur, Jawa Barat. Lokasi </w:t>
       </w:r>
       <w:proofErr w:type="spellStart"/>
       <w:r>
@@ -29750,13 +29148,8 @@
       </w:r>
     </w:p>
     <w:p>
-      <w:proofErr w:type="spellStart"/>
-      <w:r>
-        <w:t>Akses</w:t>
-      </w:r>
-      <w:proofErr w:type="spellEnd"/>
-      <w:r>
-        <w:t xml:space="preserve"> </w:t>
+      <w:r>
+        <w:t xml:space="preserve">Akses </w:t>
       </w:r>
       <w:proofErr w:type="spellStart"/>
       <w:r>
@@ -29972,15 +29365,7 @@
       </w:r>
       <w:proofErr w:type="spellEnd"/>
       <w:r>
-        <w:t xml:space="preserve">. </w:t>
-      </w:r>
-      <w:proofErr w:type="spellStart"/>
-      <w:r>
-        <w:t>Denah</w:t>
-      </w:r>
-      <w:proofErr w:type="spellEnd"/>
-      <w:r>
-        <w:t xml:space="preserve"> </w:t>
+        <w:t xml:space="preserve">. Denah </w:t>
       </w:r>
       <w:proofErr w:type="spellStart"/>
       <w:r>
@@ -29996,15 +29381,7 @@
       </w:r>
       <w:proofErr w:type="spellEnd"/>
       <w:r>
-        <w:t xml:space="preserve"> </w:t>
-      </w:r>
-      <w:proofErr w:type="spellStart"/>
-      <w:r>
-        <w:t>Kopikeun</w:t>
-      </w:r>
-      <w:proofErr w:type="spellEnd"/>
-      <w:r>
-        <w:t xml:space="preserve"> </w:t>
+        <w:t xml:space="preserve"> Kopikeun </w:t>
       </w:r>
       <w:proofErr w:type="spellStart"/>
       <w:r>
@@ -30086,34 +29463,16 @@
       <w:r>
         <w:t>Gambar 2.</w:t>
       </w:r>
-      <w:r>
-        <w:fldChar w:fldCharType="begin"/>
-      </w:r>
-      <w:r>
-        <w:instrText xml:space="preserve"> SEQ Gambar \* ARABIC \s 1 </w:instrText>
-      </w:r>
-      <w:r>
-        <w:fldChar w:fldCharType="separate"/>
-      </w:r>
-      <w:r>
-        <w:rPr>
-          <w:noProof/>
-        </w:rPr>
-        <w:t>8</w:t>
-      </w:r>
-      <w:r>
-        <w:fldChar w:fldCharType="end"/>
-      </w:r>
-      <w:r>
-        <w:t xml:space="preserve"> </w:t>
-      </w:r>
-      <w:proofErr w:type="spellStart"/>
-      <w:r>
-        <w:t>Denah</w:t>
-      </w:r>
-      <w:proofErr w:type="spellEnd"/>
-      <w:r>
-        <w:t xml:space="preserve"> Lokasi </w:t>
+      <w:fldSimple w:instr=" SEQ Gambar \* ARABIC \s 1 ">
+        <w:r>
+          <w:rPr>
+            <w:noProof/>
+          </w:rPr>
+          <w:t>8</w:t>
+        </w:r>
+      </w:fldSimple>
+      <w:r>
+        <w:t xml:space="preserve"> Denah Lokasi </w:t>
       </w:r>
       <w:proofErr w:type="spellStart"/>
       <w:r>
@@ -30450,25 +29809,12 @@
       </w:r>
       <w:proofErr w:type="spellEnd"/>
       <w:r>
-        <w:t xml:space="preserve"> (Maulana, S., &amp; </w:t>
-      </w:r>
-      <w:proofErr w:type="spellStart"/>
-      <w:r>
-        <w:t>Haryono</w:t>
-      </w:r>
-      <w:proofErr w:type="spellEnd"/>
-      <w:r>
-        <w:t>, 2023).</w:t>
+        <w:t xml:space="preserve"> (Maulana, S., &amp; Haryono, 2023).</w:t>
       </w:r>
     </w:p>
     <w:p>
-      <w:proofErr w:type="spellStart"/>
-      <w:r>
-        <w:t>Selain</w:t>
-      </w:r>
-      <w:proofErr w:type="spellEnd"/>
-      <w:r>
-        <w:t xml:space="preserve"> </w:t>
+      <w:r>
+        <w:t xml:space="preserve">Selain </w:t>
       </w:r>
       <w:proofErr w:type="spellStart"/>
       <w:r>
@@ -31215,15 +30561,7 @@
       </w:r>
       <w:proofErr w:type="spellEnd"/>
       <w:r>
-        <w:t xml:space="preserve"> </w:t>
-      </w:r>
-      <w:proofErr w:type="spellStart"/>
-      <w:r>
-        <w:t>Kopikeun</w:t>
-      </w:r>
-      <w:proofErr w:type="spellEnd"/>
-      <w:r>
-        <w:t xml:space="preserve">. </w:t>
+        <w:t xml:space="preserve"> Kopikeun. </w:t>
       </w:r>
       <w:proofErr w:type="spellStart"/>
       <w:r>
@@ -31471,15 +30809,7 @@
     </w:p>
     <w:p>
       <w:r>
-        <w:t xml:space="preserve">Usaha </w:t>
-      </w:r>
-      <w:proofErr w:type="spellStart"/>
-      <w:r>
-        <w:t>Mikro</w:t>
-      </w:r>
-      <w:proofErr w:type="spellEnd"/>
-      <w:r>
-        <w:t xml:space="preserve">, Kecil, dan </w:t>
+        <w:t xml:space="preserve">Usaha Mikro, Kecil, dan </w:t>
       </w:r>
       <w:proofErr w:type="spellStart"/>
       <w:r>
@@ -31772,13 +31102,8 @@
       </w:r>
     </w:p>
     <w:p>
-      <w:proofErr w:type="spellStart"/>
-      <w:r>
-        <w:t>Seiring</w:t>
-      </w:r>
-      <w:proofErr w:type="spellEnd"/>
-      <w:r>
-        <w:t xml:space="preserve"> </w:t>
+      <w:r>
+        <w:t xml:space="preserve">Seiring </w:t>
       </w:r>
       <w:proofErr w:type="spellStart"/>
       <w:r>
@@ -32126,13 +31451,8 @@
       </w:r>
     </w:p>
     <w:p>
-      <w:proofErr w:type="spellStart"/>
-      <w:r>
-        <w:t>Selain</w:t>
-      </w:r>
-      <w:proofErr w:type="spellEnd"/>
-      <w:r>
-        <w:t xml:space="preserve"> </w:t>
+      <w:r>
+        <w:t xml:space="preserve">Selain </w:t>
       </w:r>
       <w:proofErr w:type="spellStart"/>
       <w:r>
@@ -32428,15 +31748,7 @@
       </w:r>
       <w:proofErr w:type="spellEnd"/>
       <w:r>
-        <w:t xml:space="preserve"> (</w:t>
-      </w:r>
-      <w:proofErr w:type="spellStart"/>
-      <w:r>
-        <w:t>Pratama</w:t>
-      </w:r>
-      <w:proofErr w:type="spellEnd"/>
-      <w:r>
-        <w:t xml:space="preserve"> et al., 2024).</w:t>
+        <w:t xml:space="preserve"> (Pratama et al., 2024).</w:t>
       </w:r>
     </w:p>
     <w:p/>
@@ -32674,15 +31986,7 @@
       </w:r>
       <w:proofErr w:type="spellEnd"/>
       <w:r>
-        <w:t xml:space="preserve">. </w:t>
-      </w:r>
-      <w:proofErr w:type="spellStart"/>
-      <w:r>
-        <w:t>Dengan</w:t>
-      </w:r>
-      <w:proofErr w:type="spellEnd"/>
-      <w:r>
-        <w:t xml:space="preserve"> </w:t>
+        <w:t xml:space="preserve">. Dengan </w:t>
       </w:r>
       <w:proofErr w:type="spellStart"/>
       <w:r>
@@ -32981,15 +32285,7 @@
       </w:r>
       <w:proofErr w:type="spellEnd"/>
       <w:r>
-        <w:t xml:space="preserve"> (e-commerce). </w:t>
-      </w:r>
-      <w:proofErr w:type="spellStart"/>
-      <w:r>
-        <w:t>Selain</w:t>
-      </w:r>
-      <w:proofErr w:type="spellEnd"/>
-      <w:r>
-        <w:t xml:space="preserve"> </w:t>
+        <w:t xml:space="preserve"> (e-commerce). Selain </w:t>
       </w:r>
       <w:proofErr w:type="spellStart"/>
       <w:r>
@@ -34085,13 +33381,8 @@
       </w:r>
     </w:p>
     <w:p>
-      <w:proofErr w:type="spellStart"/>
-      <w:r>
-        <w:t>Dengan</w:t>
-      </w:r>
-      <w:proofErr w:type="spellEnd"/>
-      <w:r>
-        <w:t xml:space="preserve"> </w:t>
+      <w:r>
+        <w:t xml:space="preserve">Dengan </w:t>
       </w:r>
       <w:proofErr w:type="spellStart"/>
       <w:r>
@@ -34626,15 +33917,7 @@
       </w:r>
       <w:proofErr w:type="spellEnd"/>
       <w:r>
-        <w:t xml:space="preserve"> (</w:t>
-      </w:r>
-      <w:proofErr w:type="spellStart"/>
-      <w:r>
-        <w:t>Siregar</w:t>
-      </w:r>
-      <w:proofErr w:type="spellEnd"/>
-      <w:r>
-        <w:t xml:space="preserve"> et al., 2024; Putri et al., 2023).</w:t>
+        <w:t xml:space="preserve"> (Siregar et al., 2024; Putri et al., 2023).</w:t>
       </w:r>
     </w:p>
     <w:p>
@@ -34735,15 +34018,7 @@
       </w:r>
       <w:proofErr w:type="spellEnd"/>
       <w:r>
-        <w:t xml:space="preserve">. </w:t>
-      </w:r>
-      <w:proofErr w:type="spellStart"/>
-      <w:r>
-        <w:t>Dengan</w:t>
-      </w:r>
-      <w:proofErr w:type="spellEnd"/>
-      <w:r>
-        <w:t xml:space="preserve"> </w:t>
+        <w:t xml:space="preserve">. Dengan </w:t>
       </w:r>
       <w:proofErr w:type="spellStart"/>
       <w:r>
@@ -34879,25 +34154,12 @@
       </w:r>
       <w:proofErr w:type="spellEnd"/>
       <w:r>
-        <w:t xml:space="preserve"> (</w:t>
-      </w:r>
-      <w:proofErr w:type="spellStart"/>
-      <w:r>
-        <w:t>Siregar</w:t>
-      </w:r>
-      <w:proofErr w:type="spellEnd"/>
-      <w:r>
-        <w:t xml:space="preserve"> et al., 2024).</w:t>
+        <w:t xml:space="preserve"> (Siregar et al., 2024).</w:t>
       </w:r>
     </w:p>
     <w:p>
-      <w:proofErr w:type="spellStart"/>
-      <w:r>
-        <w:t>Selain</w:t>
-      </w:r>
-      <w:proofErr w:type="spellEnd"/>
-      <w:r>
-        <w:t xml:space="preserve"> </w:t>
+      <w:r>
+        <w:t xml:space="preserve">Selain </w:t>
       </w:r>
       <w:proofErr w:type="spellStart"/>
       <w:r>
@@ -35195,13 +34457,8 @@
       <w:pPr>
         <w:pStyle w:val="Heading2"/>
       </w:pPr>
-      <w:proofErr w:type="spellStart"/>
-      <w:r>
-        <w:t>Metode</w:t>
-      </w:r>
-      <w:proofErr w:type="spellEnd"/>
-      <w:r>
-        <w:t xml:space="preserve"> </w:t>
+      <w:r>
+        <w:t xml:space="preserve">Metode </w:t>
       </w:r>
       <w:proofErr w:type="spellStart"/>
       <w:r>
@@ -35218,13 +34475,8 @@
       <w:proofErr w:type="spellEnd"/>
     </w:p>
     <w:p>
-      <w:proofErr w:type="spellStart"/>
-      <w:r>
-        <w:t>Metode</w:t>
-      </w:r>
-      <w:proofErr w:type="spellEnd"/>
-      <w:r>
-        <w:t xml:space="preserve"> </w:t>
+      <w:r>
+        <w:t xml:space="preserve">Metode </w:t>
       </w:r>
       <w:proofErr w:type="spellStart"/>
       <w:r>
@@ -35432,15 +34684,7 @@
       </w:r>
       <w:proofErr w:type="spellEnd"/>
       <w:r>
-        <w:t xml:space="preserve">. </w:t>
-      </w:r>
-      <w:proofErr w:type="spellStart"/>
-      <w:r>
-        <w:t>Metode</w:t>
-      </w:r>
-      <w:proofErr w:type="spellEnd"/>
-      <w:r>
-        <w:t xml:space="preserve"> </w:t>
+        <w:t xml:space="preserve">. Metode </w:t>
       </w:r>
       <w:proofErr w:type="spellStart"/>
       <w:r>
@@ -37127,14 +36371,9 @@
       </w:r>
     </w:p>
     <w:p>
-      <w:proofErr w:type="spellStart"/>
       <w:r>
         <w:lastRenderedPageBreak/>
-        <w:t>Tujuan</w:t>
-      </w:r>
-      <w:proofErr w:type="spellEnd"/>
-      <w:r>
-        <w:t xml:space="preserve"> </w:t>
+        <w:t xml:space="preserve">Tujuan </w:t>
       </w:r>
       <w:proofErr w:type="spellStart"/>
       <w:r>
@@ -37270,15 +36509,7 @@
       </w:r>
       <w:proofErr w:type="spellEnd"/>
       <w:r>
-        <w:t xml:space="preserve">. </w:t>
-      </w:r>
-      <w:proofErr w:type="spellStart"/>
-      <w:r>
-        <w:t>Selain</w:t>
-      </w:r>
-      <w:proofErr w:type="spellEnd"/>
-      <w:r>
-        <w:t xml:space="preserve"> </w:t>
+        <w:t xml:space="preserve">. Selain </w:t>
       </w:r>
       <w:proofErr w:type="spellStart"/>
       <w:r>
@@ -38032,15 +37263,7 @@
       </w:r>
       <w:proofErr w:type="spellEnd"/>
       <w:r>
-        <w:t xml:space="preserve"> (Rosa &amp; </w:t>
-      </w:r>
-      <w:proofErr w:type="spellStart"/>
-      <w:r>
-        <w:t>Shalahuddin</w:t>
-      </w:r>
-      <w:proofErr w:type="spellEnd"/>
-      <w:r>
-        <w:t>, 2018).</w:t>
+        <w:t xml:space="preserve"> (Rosa &amp; Shalahuddin, 2018).</w:t>
       </w:r>
     </w:p>
     <w:p>
@@ -38184,15 +37407,7 @@
       </w:r>
       <w:proofErr w:type="spellEnd"/>
       <w:r>
-        <w:t xml:space="preserve">. </w:t>
-      </w:r>
-      <w:proofErr w:type="spellStart"/>
-      <w:r>
-        <w:t>Dengan</w:t>
-      </w:r>
-      <w:proofErr w:type="spellEnd"/>
-      <w:r>
-        <w:t xml:space="preserve"> </w:t>
+        <w:t xml:space="preserve">. Dengan </w:t>
       </w:r>
       <w:proofErr w:type="spellStart"/>
       <w:r>
@@ -38521,15 +37736,7 @@
       </w:r>
       <w:proofErr w:type="spellEnd"/>
       <w:r>
-        <w:t xml:space="preserve"> (Rosa &amp; </w:t>
-      </w:r>
-      <w:proofErr w:type="spellStart"/>
-      <w:r>
-        <w:t>Shalahuddin</w:t>
-      </w:r>
-      <w:proofErr w:type="spellEnd"/>
-      <w:r>
-        <w:t>, 2018).</w:t>
+        <w:t xml:space="preserve"> (Rosa &amp; Shalahuddin, 2018).</w:t>
       </w:r>
     </w:p>
     <w:p>
@@ -38976,15 +38183,7 @@
       </w:r>
       <w:proofErr w:type="spellEnd"/>
       <w:r>
-        <w:t xml:space="preserve"> (Rosa &amp; </w:t>
-      </w:r>
-      <w:proofErr w:type="spellStart"/>
-      <w:r>
-        <w:t>Shalahuddin</w:t>
-      </w:r>
-      <w:proofErr w:type="spellEnd"/>
-      <w:r>
-        <w:t>, 2018).</w:t>
+        <w:t xml:space="preserve"> (Rosa &amp; Shalahuddin, 2018).</w:t>
       </w:r>
     </w:p>
     <w:p>
@@ -39350,28 +38549,15 @@
       </w:r>
       <w:proofErr w:type="spellEnd"/>
       <w:r>
-        <w:t xml:space="preserve"> (Rosa &amp; </w:t>
-      </w:r>
-      <w:proofErr w:type="spellStart"/>
-      <w:r>
-        <w:t>Shalahuddin</w:t>
-      </w:r>
-      <w:proofErr w:type="spellEnd"/>
-      <w:r>
-        <w:t>, 2018).</w:t>
+        <w:t xml:space="preserve"> (Rosa &amp; Shalahuddin, 2018).</w:t>
       </w:r>
     </w:p>
     <w:p>
       <w:pPr>
         <w:ind w:left="720"/>
       </w:pPr>
-      <w:proofErr w:type="spellStart"/>
-      <w:r>
-        <w:t>Dengan</w:t>
-      </w:r>
-      <w:proofErr w:type="spellEnd"/>
-      <w:r>
-        <w:t xml:space="preserve"> </w:t>
+      <w:r>
+        <w:t xml:space="preserve">Dengan </w:t>
       </w:r>
       <w:proofErr w:type="spellStart"/>
       <w:r>
@@ -39728,15 +38914,7 @@
       </w:r>
       <w:proofErr w:type="spellEnd"/>
       <w:r>
-        <w:t xml:space="preserve"> (Rosa &amp; </w:t>
-      </w:r>
-      <w:proofErr w:type="spellStart"/>
-      <w:r>
-        <w:t>Shalahuddin</w:t>
-      </w:r>
-      <w:proofErr w:type="spellEnd"/>
-      <w:r>
-        <w:t>, 2018).</w:t>
+        <w:t xml:space="preserve"> (Rosa &amp; Shalahuddin, 2018).</w:t>
       </w:r>
     </w:p>
     <w:p>
@@ -40236,15 +39414,7 @@
       </w:r>
       <w:proofErr w:type="spellEnd"/>
       <w:r>
-        <w:t xml:space="preserve">. </w:t>
-      </w:r>
-      <w:proofErr w:type="spellStart"/>
-      <w:r>
-        <w:t>Selain</w:t>
-      </w:r>
-      <w:proofErr w:type="spellEnd"/>
-      <w:r>
-        <w:t xml:space="preserve"> </w:t>
+        <w:t xml:space="preserve">. Selain </w:t>
       </w:r>
       <w:proofErr w:type="spellStart"/>
       <w:r>
@@ -41756,15 +40926,7 @@
       </w:r>
       <w:proofErr w:type="spellEnd"/>
       <w:r>
-        <w:t xml:space="preserve">. </w:t>
-      </w:r>
-      <w:proofErr w:type="spellStart"/>
-      <w:r>
-        <w:t>Dengan</w:t>
-      </w:r>
-      <w:proofErr w:type="spellEnd"/>
-      <w:r>
-        <w:t xml:space="preserve"> </w:t>
+        <w:t xml:space="preserve">. Dengan </w:t>
       </w:r>
       <w:proofErr w:type="spellStart"/>
       <w:r>
@@ -42308,21 +41470,7 @@
         <w:rPr>
           <w:rStyle w:val="Strong"/>
         </w:rPr>
-        <w:t xml:space="preserve"> Data </w:t>
-      </w:r>
-      <w:proofErr w:type="spellStart"/>
-      <w:r>
-        <w:rPr>
-          <w:rStyle w:val="Strong"/>
-        </w:rPr>
-        <w:t>Tidak</w:t>
-      </w:r>
-      <w:proofErr w:type="spellEnd"/>
-      <w:r>
-        <w:rPr>
-          <w:rStyle w:val="Strong"/>
-        </w:rPr>
-        <w:t xml:space="preserve"> Valid</w:t>
+        <w:t xml:space="preserve"> Data Tidak Valid</w:t>
       </w:r>
     </w:p>
     <w:p>
@@ -42874,13 +42022,136 @@
       <w:r>
         <w:t xml:space="preserve"> </w:t>
       </w:r>
-      <w:proofErr w:type="spellStart"/>
-      <w:r>
-        <w:t>Kopikeun</w:t>
-      </w:r>
-      <w:proofErr w:type="spellEnd"/>
-      <w:r>
-        <w:t xml:space="preserve">. </w:t>
+      <w:r>
+        <w:t xml:space="preserve">Ruang </w:t>
+      </w:r>
+      <w:proofErr w:type="spellStart"/>
+      <w:r>
+        <w:t>lingkup</w:t>
+      </w:r>
+      <w:proofErr w:type="spellEnd"/>
+      <w:r>
+        <w:t xml:space="preserve"> </w:t>
+      </w:r>
+      <w:proofErr w:type="spellStart"/>
+      <w:r>
+        <w:t>kegiatan</w:t>
+      </w:r>
+      <w:proofErr w:type="spellEnd"/>
+      <w:r>
+        <w:t xml:space="preserve"> </w:t>
+      </w:r>
+      <w:proofErr w:type="spellStart"/>
+      <w:r>
+        <w:t>Kerja</w:t>
+      </w:r>
+      <w:proofErr w:type="spellEnd"/>
+      <w:r>
+        <w:t xml:space="preserve"> </w:t>
+      </w:r>
+      <w:proofErr w:type="spellStart"/>
+      <w:r>
+        <w:t>Praktek</w:t>
+      </w:r>
+      <w:proofErr w:type="spellEnd"/>
+      <w:r>
+        <w:t xml:space="preserve"> </w:t>
+      </w:r>
+      <w:proofErr w:type="spellStart"/>
+      <w:r>
+        <w:t>ini</w:t>
+      </w:r>
+      <w:proofErr w:type="spellEnd"/>
+      <w:r>
+        <w:t xml:space="preserve"> </w:t>
+      </w:r>
+      <w:proofErr w:type="spellStart"/>
+      <w:r>
+        <w:t>mencakup</w:t>
+      </w:r>
+      <w:proofErr w:type="spellEnd"/>
+      <w:r>
+        <w:t xml:space="preserve"> proses </w:t>
+      </w:r>
+      <w:proofErr w:type="spellStart"/>
+      <w:r>
+        <w:t>perancangan</w:t>
+      </w:r>
+      <w:proofErr w:type="spellEnd"/>
+      <w:r>
+        <w:t xml:space="preserve"> dan </w:t>
+      </w:r>
+      <w:proofErr w:type="spellStart"/>
+      <w:r>
+        <w:t>pengembangan</w:t>
+      </w:r>
+      <w:proofErr w:type="spellEnd"/>
+      <w:r>
+        <w:t xml:space="preserve"> </w:t>
+      </w:r>
+      <w:proofErr w:type="spellStart"/>
+      <w:r>
+        <w:t>sistem</w:t>
+      </w:r>
+      <w:proofErr w:type="spellEnd"/>
+      <w:r>
+        <w:t xml:space="preserve"> </w:t>
+      </w:r>
+      <w:proofErr w:type="spellStart"/>
+      <w:r>
+        <w:t>informasi</w:t>
+      </w:r>
+      <w:proofErr w:type="spellEnd"/>
+      <w:r>
+        <w:t xml:space="preserve"> </w:t>
+      </w:r>
+      <w:proofErr w:type="spellStart"/>
+      <w:r>
+        <w:t>berbasis</w:t>
+      </w:r>
+      <w:proofErr w:type="spellEnd"/>
+      <w:r>
+        <w:t xml:space="preserve"> web </w:t>
+      </w:r>
+      <w:proofErr w:type="spellStart"/>
+      <w:r>
+        <w:t>untuk</w:t>
+      </w:r>
+      <w:proofErr w:type="spellEnd"/>
+      <w:r>
+        <w:t xml:space="preserve"> </w:t>
+      </w:r>
+      <w:proofErr w:type="spellStart"/>
+      <w:r>
+        <w:t>mendukung</w:t>
+      </w:r>
+      <w:proofErr w:type="spellEnd"/>
+      <w:r>
+        <w:t xml:space="preserve"> </w:t>
+      </w:r>
+      <w:proofErr w:type="spellStart"/>
+      <w:r>
+        <w:t>kegiatan</w:t>
+      </w:r>
+      <w:proofErr w:type="spellEnd"/>
+      <w:r>
+        <w:t xml:space="preserve"> </w:t>
+      </w:r>
+      <w:proofErr w:type="spellStart"/>
+      <w:r>
+        <w:t>operasional</w:t>
+      </w:r>
+      <w:proofErr w:type="spellEnd"/>
+      <w:r>
+        <w:t xml:space="preserve"> pada Kopi </w:t>
+      </w:r>
+      <w:proofErr w:type="spellStart"/>
+      <w:r>
+        <w:t>Keliling</w:t>
+      </w:r>
+      <w:proofErr w:type="spellEnd"/>
+      <w:r>
+        <w:t xml:space="preserve"> Kopikeun. </w:t>
       </w:r>
       <w:proofErr w:type="spellStart"/>
       <w:r>
@@ -42900,7 +42171,7 @@
       </w:r>
       <w:proofErr w:type="spellStart"/>
       <w:r>
-        <w:t>mencakup</w:t>
+        <w:t>meliputi</w:t>
       </w:r>
       <w:proofErr w:type="spellEnd"/>
       <w:r>
@@ -42948,6 +42219,54 @@
       </w:r>
       <w:proofErr w:type="spellStart"/>
       <w:r>
+        <w:t>distribusi</w:t>
+      </w:r>
+      <w:proofErr w:type="spellEnd"/>
+      <w:r>
+        <w:t xml:space="preserve"> </w:t>
+      </w:r>
+      <w:proofErr w:type="spellStart"/>
+      <w:r>
+        <w:t>produk</w:t>
+      </w:r>
+      <w:proofErr w:type="spellEnd"/>
+      <w:r>
+        <w:t xml:space="preserve"> </w:t>
+      </w:r>
+      <w:proofErr w:type="spellStart"/>
+      <w:r>
+        <w:t>jadi</w:t>
+      </w:r>
+      <w:proofErr w:type="spellEnd"/>
+      <w:r>
+        <w:t xml:space="preserve"> </w:t>
+      </w:r>
+      <w:proofErr w:type="spellStart"/>
+      <w:r>
+        <w:t>ke</w:t>
+      </w:r>
+      <w:proofErr w:type="spellEnd"/>
+      <w:r>
+        <w:t xml:space="preserve"> </w:t>
+      </w:r>
+      <w:proofErr w:type="spellStart"/>
+      <w:r>
+        <w:t>gerobak</w:t>
+      </w:r>
+      <w:proofErr w:type="spellEnd"/>
+      <w:r>
+        <w:t xml:space="preserve"> </w:t>
+      </w:r>
+      <w:proofErr w:type="spellStart"/>
+      <w:r>
+        <w:t>karyawan</w:t>
+      </w:r>
+      <w:proofErr w:type="spellEnd"/>
+      <w:r>
+        <w:t xml:space="preserve">, </w:t>
+      </w:r>
+      <w:proofErr w:type="spellStart"/>
+      <w:r>
         <w:t>transaksi</w:t>
       </w:r>
       <w:proofErr w:type="spellEnd"/>
@@ -42964,23 +42283,7 @@
       </w:r>
       <w:proofErr w:type="spellStart"/>
       <w:r>
-        <w:t>distribusi</w:t>
-      </w:r>
-      <w:proofErr w:type="spellEnd"/>
-      <w:r>
-        <w:t xml:space="preserve"> </w:t>
-      </w:r>
-      <w:proofErr w:type="spellStart"/>
-      <w:r>
-        <w:t>produk</w:t>
-      </w:r>
-      <w:proofErr w:type="spellEnd"/>
-      <w:r>
-        <w:t xml:space="preserve"> </w:t>
-      </w:r>
-      <w:proofErr w:type="spellStart"/>
-      <w:r>
-        <w:t>kepada</w:t>
+        <w:t>pengelolaan</w:t>
       </w:r>
       <w:proofErr w:type="spellEnd"/>
       <w:r>
@@ -42996,19 +42299,19 @@
       </w:r>
       <w:proofErr w:type="spellStart"/>
       <w:r>
-        <w:t>pengelolaan</w:t>
-      </w:r>
-      <w:proofErr w:type="spellEnd"/>
-      <w:r>
-        <w:t xml:space="preserve"> </w:t>
-      </w:r>
-      <w:proofErr w:type="spellStart"/>
-      <w:r>
-        <w:t>karyawan</w:t>
-      </w:r>
-      <w:proofErr w:type="spellEnd"/>
-      <w:r>
-        <w:t xml:space="preserve">, </w:t>
+        <w:t>laporan</w:t>
+      </w:r>
+      <w:proofErr w:type="spellEnd"/>
+      <w:r>
+        <w:t xml:space="preserve"> </w:t>
+      </w:r>
+      <w:proofErr w:type="spellStart"/>
+      <w:r>
+        <w:t>keuangan</w:t>
+      </w:r>
+      <w:proofErr w:type="spellEnd"/>
+      <w:r>
+        <w:t xml:space="preserve">, dashboard, </w:t>
       </w:r>
       <w:proofErr w:type="spellStart"/>
       <w:r>
@@ -43016,147 +42319,11 @@
       </w:r>
       <w:proofErr w:type="spellEnd"/>
       <w:r>
-        <w:t xml:space="preserve"> </w:t>
-      </w:r>
-      <w:proofErr w:type="spellStart"/>
-      <w:r>
-        <w:t>pencatatan</w:t>
-      </w:r>
-      <w:proofErr w:type="spellEnd"/>
-      <w:r>
-        <w:t xml:space="preserve"> </w:t>
-      </w:r>
-      <w:proofErr w:type="spellStart"/>
-      <w:r>
-        <w:t>pemasukan</w:t>
-      </w:r>
-      <w:proofErr w:type="spellEnd"/>
-      <w:r>
-        <w:t xml:space="preserve"> dan </w:t>
-      </w:r>
-      <w:proofErr w:type="spellStart"/>
-      <w:r>
-        <w:t>pengeluaran</w:t>
-      </w:r>
-      <w:proofErr w:type="spellEnd"/>
-      <w:r>
-        <w:t xml:space="preserve"> </w:t>
-      </w:r>
-      <w:proofErr w:type="spellStart"/>
-      <w:r>
-        <w:t>sebagai</w:t>
-      </w:r>
-      <w:proofErr w:type="spellEnd"/>
-      <w:r>
-        <w:t xml:space="preserve"> </w:t>
-      </w:r>
-      <w:proofErr w:type="spellStart"/>
-      <w:r>
-        <w:t>dasar</w:t>
-      </w:r>
-      <w:proofErr w:type="spellEnd"/>
-      <w:r>
-        <w:t xml:space="preserve"> </w:t>
-      </w:r>
-      <w:proofErr w:type="spellStart"/>
-      <w:r>
-        <w:t>penyusunan</w:t>
-      </w:r>
-      <w:proofErr w:type="spellEnd"/>
-      <w:r>
-        <w:t xml:space="preserve"> </w:t>
-      </w:r>
-      <w:proofErr w:type="spellStart"/>
-      <w:r>
-        <w:t>laporan</w:t>
-      </w:r>
-      <w:proofErr w:type="spellEnd"/>
-      <w:r>
-        <w:t xml:space="preserve"> </w:t>
-      </w:r>
-      <w:proofErr w:type="spellStart"/>
-      <w:r>
-        <w:t>keuangan</w:t>
-      </w:r>
-      <w:proofErr w:type="spellEnd"/>
-      <w:r>
-        <w:t xml:space="preserve">. </w:t>
-      </w:r>
-      <w:proofErr w:type="spellStart"/>
-      <w:r>
-        <w:t>Sistem</w:t>
-      </w:r>
-      <w:proofErr w:type="spellEnd"/>
-      <w:r>
-        <w:t xml:space="preserve"> juga </w:t>
-      </w:r>
-      <w:proofErr w:type="spellStart"/>
-      <w:r>
-        <w:t>dilengkapi</w:t>
-      </w:r>
-      <w:proofErr w:type="spellEnd"/>
-      <w:r>
-        <w:t xml:space="preserve"> </w:t>
-      </w:r>
-      <w:proofErr w:type="spellStart"/>
-      <w:r>
-        <w:t>dengan</w:t>
-      </w:r>
-      <w:proofErr w:type="spellEnd"/>
-      <w:r>
-        <w:t xml:space="preserve"> dashboard </w:t>
-      </w:r>
-      <w:proofErr w:type="spellStart"/>
-      <w:r>
-        <w:t>untuk</w:t>
-      </w:r>
-      <w:proofErr w:type="spellEnd"/>
-      <w:r>
-        <w:t xml:space="preserve"> </w:t>
-      </w:r>
-      <w:proofErr w:type="spellStart"/>
-      <w:r>
-        <w:t>menampilkan</w:t>
-      </w:r>
-      <w:proofErr w:type="spellEnd"/>
-      <w:r>
-        <w:t xml:space="preserve"> </w:t>
-      </w:r>
-      <w:proofErr w:type="spellStart"/>
-      <w:r>
-        <w:t>informasi</w:t>
-      </w:r>
-      <w:proofErr w:type="spellEnd"/>
-      <w:r>
-        <w:t xml:space="preserve"> </w:t>
-      </w:r>
-      <w:proofErr w:type="spellStart"/>
-      <w:r>
-        <w:t>operasional</w:t>
-      </w:r>
-      <w:proofErr w:type="spellEnd"/>
-      <w:r>
-        <w:t xml:space="preserve"> dan </w:t>
-      </w:r>
-      <w:proofErr w:type="spellStart"/>
-      <w:r>
-        <w:t>keuangan</w:t>
-      </w:r>
-      <w:proofErr w:type="spellEnd"/>
-      <w:r>
-        <w:t xml:space="preserve"> </w:t>
-      </w:r>
-      <w:proofErr w:type="spellStart"/>
-      <w:r>
-        <w:t>sesuai</w:t>
-      </w:r>
-      <w:proofErr w:type="spellEnd"/>
-      <w:r>
-        <w:t xml:space="preserve"> </w:t>
-      </w:r>
-      <w:proofErr w:type="spellStart"/>
-      <w:r>
-        <w:t>dengan</w:t>
+        <w:t xml:space="preserve"> login dan </w:t>
+      </w:r>
+      <w:proofErr w:type="spellStart"/>
+      <w:r>
+        <w:t>pengaturan</w:t>
       </w:r>
       <w:proofErr w:type="spellEnd"/>
       <w:r>
@@ -43176,7 +42343,7 @@
       </w:r>
       <w:proofErr w:type="spellEnd"/>
       <w:r>
-        <w:t xml:space="preserve"> masing-masing </w:t>
+        <w:t xml:space="preserve"> </w:t>
       </w:r>
       <w:proofErr w:type="spellStart"/>
       <w:r>
@@ -43198,21 +42365,231 @@
         <w:rPr>
           <w:lang w:val="en-US"/>
         </w:rPr>
-        <w:t>Dalam</w:t>
-      </w:r>
-      <w:proofErr w:type="spellEnd"/>
-      <w:r>
-        <w:rPr>
-          <w:lang w:val="en-US"/>
-        </w:rPr>
-        <w:t xml:space="preserve"> </w:t>
-      </w:r>
-      <w:proofErr w:type="spellStart"/>
-      <w:r>
-        <w:rPr>
-          <w:lang w:val="en-US"/>
-        </w:rPr>
-        <w:t>pelaksanaannya</w:t>
+        <w:t>Pengguna</w:t>
+      </w:r>
+      <w:proofErr w:type="spellEnd"/>
+      <w:r>
+        <w:rPr>
+          <w:lang w:val="en-US"/>
+        </w:rPr>
+        <w:t xml:space="preserve"> </w:t>
+      </w:r>
+      <w:proofErr w:type="spellStart"/>
+      <w:r>
+        <w:rPr>
+          <w:lang w:val="en-US"/>
+        </w:rPr>
+        <w:t>sistem</w:t>
+      </w:r>
+      <w:proofErr w:type="spellEnd"/>
+      <w:r>
+        <w:rPr>
+          <w:lang w:val="en-US"/>
+        </w:rPr>
+        <w:t xml:space="preserve"> </w:t>
+      </w:r>
+      <w:proofErr w:type="spellStart"/>
+      <w:r>
+        <w:rPr>
+          <w:lang w:val="en-US"/>
+        </w:rPr>
+        <w:t>terdiri</w:t>
+      </w:r>
+      <w:proofErr w:type="spellEnd"/>
+      <w:r>
+        <w:rPr>
+          <w:lang w:val="en-US"/>
+        </w:rPr>
+        <w:t xml:space="preserve"> </w:t>
+      </w:r>
+      <w:proofErr w:type="spellStart"/>
+      <w:r>
+        <w:rPr>
+          <w:lang w:val="en-US"/>
+        </w:rPr>
+        <w:t>dari</w:t>
+      </w:r>
+      <w:proofErr w:type="spellEnd"/>
+      <w:r>
+        <w:rPr>
+          <w:lang w:val="en-US"/>
+        </w:rPr>
+        <w:t xml:space="preserve"> Owner, Admin, dan </w:t>
+      </w:r>
+      <w:proofErr w:type="spellStart"/>
+      <w:r>
+        <w:rPr>
+          <w:lang w:val="en-US"/>
+        </w:rPr>
+        <w:t>Karyawan</w:t>
+      </w:r>
+      <w:proofErr w:type="spellEnd"/>
+      <w:r>
+        <w:rPr>
+          <w:lang w:val="en-US"/>
+        </w:rPr>
+        <w:t xml:space="preserve"> </w:t>
+      </w:r>
+      <w:proofErr w:type="spellStart"/>
+      <w:r>
+        <w:rPr>
+          <w:lang w:val="en-US"/>
+        </w:rPr>
+        <w:t>dengan</w:t>
+      </w:r>
+      <w:proofErr w:type="spellEnd"/>
+      <w:r>
+        <w:rPr>
+          <w:lang w:val="en-US"/>
+        </w:rPr>
+        <w:t xml:space="preserve"> </w:t>
+      </w:r>
+      <w:proofErr w:type="spellStart"/>
+      <w:r>
+        <w:rPr>
+          <w:lang w:val="en-US"/>
+        </w:rPr>
+        <w:t>hak</w:t>
+      </w:r>
+      <w:proofErr w:type="spellEnd"/>
+      <w:r>
+        <w:rPr>
+          <w:lang w:val="en-US"/>
+        </w:rPr>
+        <w:t xml:space="preserve"> </w:t>
+      </w:r>
+      <w:proofErr w:type="spellStart"/>
+      <w:r>
+        <w:rPr>
+          <w:lang w:val="en-US"/>
+        </w:rPr>
+        <w:t>akses</w:t>
+      </w:r>
+      <w:proofErr w:type="spellEnd"/>
+      <w:r>
+        <w:rPr>
+          <w:lang w:val="en-US"/>
+        </w:rPr>
+        <w:t xml:space="preserve"> yang </w:t>
+      </w:r>
+      <w:proofErr w:type="spellStart"/>
+      <w:r>
+        <w:rPr>
+          <w:lang w:val="en-US"/>
+        </w:rPr>
+        <w:t>disesuaikan</w:t>
+      </w:r>
+      <w:proofErr w:type="spellEnd"/>
+      <w:r>
+        <w:rPr>
+          <w:lang w:val="en-US"/>
+        </w:rPr>
+        <w:t xml:space="preserve"> </w:t>
+      </w:r>
+      <w:proofErr w:type="spellStart"/>
+      <w:r>
+        <w:rPr>
+          <w:lang w:val="en-US"/>
+        </w:rPr>
+        <w:t>dengan</w:t>
+      </w:r>
+      <w:proofErr w:type="spellEnd"/>
+      <w:r>
+        <w:rPr>
+          <w:lang w:val="en-US"/>
+        </w:rPr>
+        <w:t xml:space="preserve"> </w:t>
+      </w:r>
+      <w:proofErr w:type="spellStart"/>
+      <w:r>
+        <w:rPr>
+          <w:lang w:val="en-US"/>
+        </w:rPr>
+        <w:t>tanggung</w:t>
+      </w:r>
+      <w:proofErr w:type="spellEnd"/>
+      <w:r>
+        <w:rPr>
+          <w:lang w:val="en-US"/>
+        </w:rPr>
+        <w:t xml:space="preserve"> </w:t>
+      </w:r>
+      <w:proofErr w:type="spellStart"/>
+      <w:r>
+        <w:rPr>
+          <w:lang w:val="en-US"/>
+        </w:rPr>
+        <w:t>jawab</w:t>
+      </w:r>
+      <w:proofErr w:type="spellEnd"/>
+      <w:r>
+        <w:rPr>
+          <w:lang w:val="en-US"/>
+        </w:rPr>
+        <w:t xml:space="preserve"> masing-masing. Owner </w:t>
+      </w:r>
+      <w:proofErr w:type="spellStart"/>
+      <w:r>
+        <w:rPr>
+          <w:lang w:val="en-US"/>
+        </w:rPr>
+        <w:t>memiliki</w:t>
+      </w:r>
+      <w:proofErr w:type="spellEnd"/>
+      <w:r>
+        <w:rPr>
+          <w:lang w:val="en-US"/>
+        </w:rPr>
+        <w:t xml:space="preserve"> </w:t>
+      </w:r>
+      <w:proofErr w:type="spellStart"/>
+      <w:r>
+        <w:rPr>
+          <w:lang w:val="en-US"/>
+        </w:rPr>
+        <w:t>akses</w:t>
+      </w:r>
+      <w:proofErr w:type="spellEnd"/>
+      <w:r>
+        <w:rPr>
+          <w:lang w:val="en-US"/>
+        </w:rPr>
+        <w:t xml:space="preserve"> </w:t>
+      </w:r>
+      <w:proofErr w:type="spellStart"/>
+      <w:r>
+        <w:rPr>
+          <w:lang w:val="en-US"/>
+        </w:rPr>
+        <w:t>terhadap</w:t>
+      </w:r>
+      <w:proofErr w:type="spellEnd"/>
+      <w:r>
+        <w:rPr>
+          <w:lang w:val="en-US"/>
+        </w:rPr>
+        <w:t xml:space="preserve"> </w:t>
+      </w:r>
+      <w:proofErr w:type="spellStart"/>
+      <w:r>
+        <w:rPr>
+          <w:lang w:val="en-US"/>
+        </w:rPr>
+        <w:t>pengelolaan</w:t>
+      </w:r>
+      <w:proofErr w:type="spellEnd"/>
+      <w:r>
+        <w:rPr>
+          <w:lang w:val="en-US"/>
+        </w:rPr>
+        <w:t xml:space="preserve"> </w:t>
+      </w:r>
+      <w:proofErr w:type="spellStart"/>
+      <w:r>
+        <w:rPr>
+          <w:lang w:val="en-US"/>
+        </w:rPr>
+        <w:t>produk</w:t>
       </w:r>
       <w:proofErr w:type="spellEnd"/>
       <w:r>
@@ -43226,14 +42603,84 @@
         <w:rPr>
           <w:lang w:val="en-US"/>
         </w:rPr>
-        <w:t>sistem</w:t>
-      </w:r>
-      <w:proofErr w:type="spellEnd"/>
-      <w:r>
-        <w:rPr>
-          <w:lang w:val="en-US"/>
-        </w:rPr>
-        <w:t xml:space="preserve"> </w:t>
+        <w:t>transaksi</w:t>
+      </w:r>
+      <w:proofErr w:type="spellEnd"/>
+      <w:r>
+        <w:rPr>
+          <w:lang w:val="en-US"/>
+        </w:rPr>
+        <w:t xml:space="preserve">, </w:t>
+      </w:r>
+      <w:proofErr w:type="spellStart"/>
+      <w:r>
+        <w:rPr>
+          <w:lang w:val="en-US"/>
+        </w:rPr>
+        <w:t>pengelolaan</w:t>
+      </w:r>
+      <w:proofErr w:type="spellEnd"/>
+      <w:r>
+        <w:rPr>
+          <w:lang w:val="en-US"/>
+        </w:rPr>
+        <w:t xml:space="preserve"> </w:t>
+      </w:r>
+      <w:proofErr w:type="spellStart"/>
+      <w:r>
+        <w:rPr>
+          <w:lang w:val="en-US"/>
+        </w:rPr>
+        <w:t>karyawan</w:t>
+      </w:r>
+      <w:proofErr w:type="spellEnd"/>
+      <w:r>
+        <w:rPr>
+          <w:lang w:val="en-US"/>
+        </w:rPr>
+        <w:t xml:space="preserve">, </w:t>
+      </w:r>
+      <w:proofErr w:type="spellStart"/>
+      <w:r>
+        <w:rPr>
+          <w:lang w:val="en-US"/>
+        </w:rPr>
+        <w:t>serta</w:t>
+      </w:r>
+      <w:proofErr w:type="spellEnd"/>
+      <w:r>
+        <w:rPr>
+          <w:lang w:val="en-US"/>
+        </w:rPr>
+        <w:t xml:space="preserve"> </w:t>
+      </w:r>
+      <w:proofErr w:type="spellStart"/>
+      <w:r>
+        <w:rPr>
+          <w:lang w:val="en-US"/>
+        </w:rPr>
+        <w:t>laporan</w:t>
+      </w:r>
+      <w:proofErr w:type="spellEnd"/>
+      <w:r>
+        <w:rPr>
+          <w:lang w:val="en-US"/>
+        </w:rPr>
+        <w:t xml:space="preserve"> </w:t>
+      </w:r>
+      <w:proofErr w:type="spellStart"/>
+      <w:r>
+        <w:rPr>
+          <w:lang w:val="en-US"/>
+        </w:rPr>
+        <w:t>keuangan</w:t>
+      </w:r>
+      <w:proofErr w:type="spellEnd"/>
+      <w:r>
+        <w:rPr>
+          <w:lang w:val="en-US"/>
+        </w:rPr>
+        <w:t xml:space="preserve">. Admin </w:t>
       </w:r>
       <w:proofErr w:type="spellStart"/>
       <w:r>
@@ -43254,35 +42701,49 @@
         <w:rPr>
           <w:lang w:val="en-US"/>
         </w:rPr>
-        <w:t>tiga</w:t>
-      </w:r>
-      <w:proofErr w:type="spellEnd"/>
-      <w:r>
-        <w:rPr>
-          <w:lang w:val="en-US"/>
-        </w:rPr>
-        <w:t xml:space="preserve"> </w:t>
-      </w:r>
-      <w:proofErr w:type="spellStart"/>
-      <w:r>
-        <w:rPr>
-          <w:lang w:val="en-US"/>
-        </w:rPr>
-        <w:t>jenis</w:t>
-      </w:r>
-      <w:proofErr w:type="spellEnd"/>
-      <w:r>
-        <w:rPr>
-          <w:lang w:val="en-US"/>
-        </w:rPr>
-        <w:t xml:space="preserve"> </w:t>
-      </w:r>
-      <w:proofErr w:type="spellStart"/>
-      <w:r>
-        <w:rPr>
-          <w:lang w:val="en-US"/>
-        </w:rPr>
-        <w:t>pengguna</w:t>
+        <w:t>akses</w:t>
+      </w:r>
+      <w:proofErr w:type="spellEnd"/>
+      <w:r>
+        <w:rPr>
+          <w:lang w:val="en-US"/>
+        </w:rPr>
+        <w:t xml:space="preserve"> </w:t>
+      </w:r>
+      <w:proofErr w:type="spellStart"/>
+      <w:r>
+        <w:rPr>
+          <w:lang w:val="en-US"/>
+        </w:rPr>
+        <w:t>terhadap</w:t>
+      </w:r>
+      <w:proofErr w:type="spellEnd"/>
+      <w:r>
+        <w:rPr>
+          <w:lang w:val="en-US"/>
+        </w:rPr>
+        <w:t xml:space="preserve"> </w:t>
+      </w:r>
+      <w:proofErr w:type="spellStart"/>
+      <w:r>
+        <w:rPr>
+          <w:lang w:val="en-US"/>
+        </w:rPr>
+        <w:t>pengelolaan</w:t>
+      </w:r>
+      <w:proofErr w:type="spellEnd"/>
+      <w:r>
+        <w:rPr>
+          <w:lang w:val="en-US"/>
+        </w:rPr>
+        <w:t xml:space="preserve"> </w:t>
+      </w:r>
+      <w:proofErr w:type="spellStart"/>
+      <w:r>
+        <w:rPr>
+          <w:lang w:val="en-US"/>
+        </w:rPr>
+        <w:t>produk</w:t>
       </w:r>
       <w:proofErr w:type="spellEnd"/>
       <w:r>
@@ -43296,14 +42757,182 @@
         <w:rPr>
           <w:lang w:val="en-US"/>
         </w:rPr>
-        <w:t>yaitu</w:t>
-      </w:r>
-      <w:proofErr w:type="spellEnd"/>
-      <w:r>
-        <w:rPr>
-          <w:lang w:val="en-US"/>
-        </w:rPr>
-        <w:t xml:space="preserve"> Owner, Admin, dan </w:t>
+        <w:t>pengelolaan</w:t>
+      </w:r>
+      <w:proofErr w:type="spellEnd"/>
+      <w:r>
+        <w:rPr>
+          <w:lang w:val="en-US"/>
+        </w:rPr>
+        <w:t xml:space="preserve"> </w:t>
+      </w:r>
+      <w:proofErr w:type="spellStart"/>
+      <w:r>
+        <w:rPr>
+          <w:lang w:val="en-US"/>
+        </w:rPr>
+        <w:t>bahan</w:t>
+      </w:r>
+      <w:proofErr w:type="spellEnd"/>
+      <w:r>
+        <w:rPr>
+          <w:lang w:val="en-US"/>
+        </w:rPr>
+        <w:t xml:space="preserve"> </w:t>
+      </w:r>
+      <w:proofErr w:type="spellStart"/>
+      <w:r>
+        <w:rPr>
+          <w:lang w:val="en-US"/>
+        </w:rPr>
+        <w:t>baku</w:t>
+      </w:r>
+      <w:proofErr w:type="spellEnd"/>
+      <w:r>
+        <w:rPr>
+          <w:lang w:val="en-US"/>
+        </w:rPr>
+        <w:t xml:space="preserve">, </w:t>
+      </w:r>
+      <w:proofErr w:type="spellStart"/>
+      <w:r>
+        <w:rPr>
+          <w:lang w:val="en-US"/>
+        </w:rPr>
+        <w:t>transaksi</w:t>
+      </w:r>
+      <w:proofErr w:type="spellEnd"/>
+      <w:r>
+        <w:rPr>
+          <w:lang w:val="en-US"/>
+        </w:rPr>
+        <w:t xml:space="preserve">, </w:t>
+      </w:r>
+      <w:proofErr w:type="spellStart"/>
+      <w:r>
+        <w:rPr>
+          <w:lang w:val="en-US"/>
+        </w:rPr>
+        <w:t>serta</w:t>
+      </w:r>
+      <w:proofErr w:type="spellEnd"/>
+      <w:r>
+        <w:rPr>
+          <w:lang w:val="en-US"/>
+        </w:rPr>
+        <w:t xml:space="preserve"> </w:t>
+      </w:r>
+      <w:proofErr w:type="spellStart"/>
+      <w:r>
+        <w:rPr>
+          <w:lang w:val="en-US"/>
+        </w:rPr>
+        <w:t>pencatatan</w:t>
+      </w:r>
+      <w:proofErr w:type="spellEnd"/>
+      <w:r>
+        <w:rPr>
+          <w:lang w:val="en-US"/>
+        </w:rPr>
+        <w:t xml:space="preserve"> </w:t>
+      </w:r>
+      <w:proofErr w:type="spellStart"/>
+      <w:r>
+        <w:rPr>
+          <w:lang w:val="en-US"/>
+        </w:rPr>
+        <w:t>distribusi</w:t>
+      </w:r>
+      <w:proofErr w:type="spellEnd"/>
+      <w:r>
+        <w:rPr>
+          <w:lang w:val="en-US"/>
+        </w:rPr>
+        <w:t xml:space="preserve"> </w:t>
+      </w:r>
+      <w:proofErr w:type="spellStart"/>
+      <w:r>
+        <w:rPr>
+          <w:lang w:val="en-US"/>
+        </w:rPr>
+        <w:t>produk</w:t>
+      </w:r>
+      <w:proofErr w:type="spellEnd"/>
+      <w:r>
+        <w:rPr>
+          <w:lang w:val="en-US"/>
+        </w:rPr>
+        <w:t xml:space="preserve"> </w:t>
+      </w:r>
+      <w:proofErr w:type="spellStart"/>
+      <w:r>
+        <w:rPr>
+          <w:lang w:val="en-US"/>
+        </w:rPr>
+        <w:t>jadi</w:t>
+      </w:r>
+      <w:proofErr w:type="spellEnd"/>
+      <w:r>
+        <w:rPr>
+          <w:lang w:val="en-US"/>
+        </w:rPr>
+        <w:t xml:space="preserve"> </w:t>
+      </w:r>
+      <w:proofErr w:type="spellStart"/>
+      <w:r>
+        <w:rPr>
+          <w:lang w:val="en-US"/>
+        </w:rPr>
+        <w:t>kepada</w:t>
+      </w:r>
+      <w:proofErr w:type="spellEnd"/>
+      <w:r>
+        <w:rPr>
+          <w:lang w:val="en-US"/>
+        </w:rPr>
+        <w:t xml:space="preserve"> </w:t>
+      </w:r>
+      <w:proofErr w:type="spellStart"/>
+      <w:r>
+        <w:rPr>
+          <w:lang w:val="en-US"/>
+        </w:rPr>
+        <w:t>karyawan</w:t>
+      </w:r>
+      <w:proofErr w:type="spellEnd"/>
+      <w:r>
+        <w:rPr>
+          <w:lang w:val="en-US"/>
+        </w:rPr>
+        <w:t xml:space="preserve">. </w:t>
+      </w:r>
+      <w:proofErr w:type="spellStart"/>
+      <w:r>
+        <w:rPr>
+          <w:lang w:val="en-US"/>
+        </w:rPr>
+        <w:t>Sementara</w:t>
+      </w:r>
+      <w:proofErr w:type="spellEnd"/>
+      <w:r>
+        <w:rPr>
+          <w:lang w:val="en-US"/>
+        </w:rPr>
+        <w:t xml:space="preserve"> </w:t>
+      </w:r>
+      <w:proofErr w:type="spellStart"/>
+      <w:r>
+        <w:rPr>
+          <w:lang w:val="en-US"/>
+        </w:rPr>
+        <w:t>itu</w:t>
+      </w:r>
+      <w:proofErr w:type="spellEnd"/>
+      <w:r>
+        <w:rPr>
+          <w:lang w:val="en-US"/>
+        </w:rPr>
+        <w:t xml:space="preserve">, </w:t>
       </w:r>
       <w:proofErr w:type="spellStart"/>
       <w:r>
@@ -43317,105 +42946,35 @@
         <w:rPr>
           <w:lang w:val="en-US"/>
         </w:rPr>
-        <w:t xml:space="preserve">. Owner </w:t>
-      </w:r>
-      <w:proofErr w:type="spellStart"/>
-      <w:r>
-        <w:rPr>
-          <w:lang w:val="en-US"/>
-        </w:rPr>
-        <w:t>memiliki</w:t>
-      </w:r>
-      <w:proofErr w:type="spellEnd"/>
-      <w:r>
-        <w:rPr>
-          <w:lang w:val="en-US"/>
-        </w:rPr>
-        <w:t xml:space="preserve"> </w:t>
-      </w:r>
-      <w:proofErr w:type="spellStart"/>
-      <w:r>
-        <w:rPr>
-          <w:lang w:val="en-US"/>
-        </w:rPr>
-        <w:t>akses</w:t>
-      </w:r>
-      <w:proofErr w:type="spellEnd"/>
-      <w:r>
-        <w:rPr>
-          <w:lang w:val="en-US"/>
-        </w:rPr>
-        <w:t xml:space="preserve"> </w:t>
-      </w:r>
-      <w:proofErr w:type="spellStart"/>
-      <w:r>
-        <w:rPr>
-          <w:lang w:val="en-US"/>
-        </w:rPr>
-        <w:t>terhadap</w:t>
-      </w:r>
-      <w:proofErr w:type="spellEnd"/>
-      <w:r>
-        <w:rPr>
-          <w:lang w:val="en-US"/>
-        </w:rPr>
-        <w:t xml:space="preserve"> </w:t>
-      </w:r>
-      <w:proofErr w:type="spellStart"/>
-      <w:r>
-        <w:rPr>
-          <w:lang w:val="en-US"/>
-        </w:rPr>
-        <w:t>pengelolaan</w:t>
-      </w:r>
-      <w:proofErr w:type="spellEnd"/>
-      <w:r>
-        <w:rPr>
-          <w:lang w:val="en-US"/>
-        </w:rPr>
-        <w:t xml:space="preserve"> </w:t>
-      </w:r>
-      <w:proofErr w:type="spellStart"/>
-      <w:r>
-        <w:rPr>
-          <w:lang w:val="en-US"/>
-        </w:rPr>
-        <w:t>produk</w:t>
-      </w:r>
-      <w:proofErr w:type="spellEnd"/>
-      <w:r>
-        <w:rPr>
-          <w:lang w:val="en-US"/>
-        </w:rPr>
-        <w:t xml:space="preserve">, </w:t>
-      </w:r>
-      <w:proofErr w:type="spellStart"/>
-      <w:r>
-        <w:rPr>
-          <w:lang w:val="en-US"/>
-        </w:rPr>
-        <w:t>pengelolaan</w:t>
-      </w:r>
-      <w:proofErr w:type="spellEnd"/>
-      <w:r>
-        <w:rPr>
-          <w:lang w:val="en-US"/>
-        </w:rPr>
-        <w:t xml:space="preserve"> </w:t>
-      </w:r>
-      <w:proofErr w:type="spellStart"/>
-      <w:r>
-        <w:rPr>
-          <w:lang w:val="en-US"/>
-        </w:rPr>
-        <w:t>karyawan</w:t>
-      </w:r>
-      <w:proofErr w:type="spellEnd"/>
-      <w:r>
-        <w:rPr>
-          <w:lang w:val="en-US"/>
-        </w:rPr>
-        <w:t xml:space="preserve">, </w:t>
+        <w:t xml:space="preserve"> </w:t>
+      </w:r>
+      <w:proofErr w:type="spellStart"/>
+      <w:r>
+        <w:rPr>
+          <w:lang w:val="en-US"/>
+        </w:rPr>
+        <w:t>dapat</w:t>
+      </w:r>
+      <w:proofErr w:type="spellEnd"/>
+      <w:r>
+        <w:rPr>
+          <w:lang w:val="en-US"/>
+        </w:rPr>
+        <w:t xml:space="preserve"> </w:t>
+      </w:r>
+      <w:proofErr w:type="spellStart"/>
+      <w:r>
+        <w:rPr>
+          <w:lang w:val="en-US"/>
+        </w:rPr>
+        <w:t>melakukan</w:t>
+      </w:r>
+      <w:proofErr w:type="spellEnd"/>
+      <w:r>
+        <w:rPr>
+          <w:lang w:val="en-US"/>
+        </w:rPr>
+        <w:t xml:space="preserve"> </w:t>
       </w:r>
       <w:proofErr w:type="spellStart"/>
       <w:r>
@@ -43429,300 +42988,6 @@
         <w:rPr>
           <w:lang w:val="en-US"/>
         </w:rPr>
-        <w:t xml:space="preserve">, </w:t>
-      </w:r>
-      <w:proofErr w:type="spellStart"/>
-      <w:r>
-        <w:rPr>
-          <w:lang w:val="en-US"/>
-        </w:rPr>
-        <w:t>serta</w:t>
-      </w:r>
-      <w:proofErr w:type="spellEnd"/>
-      <w:r>
-        <w:rPr>
-          <w:lang w:val="en-US"/>
-        </w:rPr>
-        <w:t xml:space="preserve"> </w:t>
-      </w:r>
-      <w:proofErr w:type="spellStart"/>
-      <w:r>
-        <w:rPr>
-          <w:lang w:val="en-US"/>
-        </w:rPr>
-        <w:t>laporan</w:t>
-      </w:r>
-      <w:proofErr w:type="spellEnd"/>
-      <w:r>
-        <w:rPr>
-          <w:lang w:val="en-US"/>
-        </w:rPr>
-        <w:t xml:space="preserve"> </w:t>
-      </w:r>
-      <w:proofErr w:type="spellStart"/>
-      <w:r>
-        <w:rPr>
-          <w:lang w:val="en-US"/>
-        </w:rPr>
-        <w:t>keuangan</w:t>
-      </w:r>
-      <w:proofErr w:type="spellEnd"/>
-      <w:r>
-        <w:rPr>
-          <w:lang w:val="en-US"/>
-        </w:rPr>
-        <w:t xml:space="preserve">. Admin </w:t>
-      </w:r>
-      <w:proofErr w:type="spellStart"/>
-      <w:r>
-        <w:rPr>
-          <w:lang w:val="en-US"/>
-        </w:rPr>
-        <w:t>bertanggung</w:t>
-      </w:r>
-      <w:proofErr w:type="spellEnd"/>
-      <w:r>
-        <w:rPr>
-          <w:lang w:val="en-US"/>
-        </w:rPr>
-        <w:t xml:space="preserve"> </w:t>
-      </w:r>
-      <w:proofErr w:type="spellStart"/>
-      <w:r>
-        <w:rPr>
-          <w:lang w:val="en-US"/>
-        </w:rPr>
-        <w:t>jawab</w:t>
-      </w:r>
-      <w:proofErr w:type="spellEnd"/>
-      <w:r>
-        <w:rPr>
-          <w:lang w:val="en-US"/>
-        </w:rPr>
-        <w:t xml:space="preserve"> </w:t>
-      </w:r>
-      <w:proofErr w:type="spellStart"/>
-      <w:r>
-        <w:rPr>
-          <w:lang w:val="en-US"/>
-        </w:rPr>
-        <w:t>terhadap</w:t>
-      </w:r>
-      <w:proofErr w:type="spellEnd"/>
-      <w:r>
-        <w:rPr>
-          <w:lang w:val="en-US"/>
-        </w:rPr>
-        <w:t xml:space="preserve"> </w:t>
-      </w:r>
-      <w:proofErr w:type="spellStart"/>
-      <w:r>
-        <w:rPr>
-          <w:lang w:val="en-US"/>
-        </w:rPr>
-        <w:t>pengelolaan</w:t>
-      </w:r>
-      <w:proofErr w:type="spellEnd"/>
-      <w:r>
-        <w:rPr>
-          <w:lang w:val="en-US"/>
-        </w:rPr>
-        <w:t xml:space="preserve"> </w:t>
-      </w:r>
-      <w:proofErr w:type="spellStart"/>
-      <w:r>
-        <w:rPr>
-          <w:lang w:val="en-US"/>
-        </w:rPr>
-        <w:t>produk</w:t>
-      </w:r>
-      <w:proofErr w:type="spellEnd"/>
-      <w:r>
-        <w:rPr>
-          <w:lang w:val="en-US"/>
-        </w:rPr>
-        <w:t xml:space="preserve">, </w:t>
-      </w:r>
-      <w:proofErr w:type="spellStart"/>
-      <w:r>
-        <w:rPr>
-          <w:lang w:val="en-US"/>
-        </w:rPr>
-        <w:t>pencatatan</w:t>
-      </w:r>
-      <w:proofErr w:type="spellEnd"/>
-      <w:r>
-        <w:rPr>
-          <w:lang w:val="en-US"/>
-        </w:rPr>
-        <w:t xml:space="preserve"> </w:t>
-      </w:r>
-      <w:proofErr w:type="spellStart"/>
-      <w:r>
-        <w:rPr>
-          <w:lang w:val="en-US"/>
-        </w:rPr>
-        <w:t>stok</w:t>
-      </w:r>
-      <w:proofErr w:type="spellEnd"/>
-      <w:r>
-        <w:rPr>
-          <w:lang w:val="en-US"/>
-        </w:rPr>
-        <w:t xml:space="preserve"> </w:t>
-      </w:r>
-      <w:proofErr w:type="spellStart"/>
-      <w:r>
-        <w:rPr>
-          <w:lang w:val="en-US"/>
-        </w:rPr>
-        <w:t>bahan</w:t>
-      </w:r>
-      <w:proofErr w:type="spellEnd"/>
-      <w:r>
-        <w:rPr>
-          <w:lang w:val="en-US"/>
-        </w:rPr>
-        <w:t xml:space="preserve"> </w:t>
-      </w:r>
-      <w:proofErr w:type="spellStart"/>
-      <w:r>
-        <w:rPr>
-          <w:lang w:val="en-US"/>
-        </w:rPr>
-        <w:t>baku</w:t>
-      </w:r>
-      <w:proofErr w:type="spellEnd"/>
-      <w:r>
-        <w:rPr>
-          <w:lang w:val="en-US"/>
-        </w:rPr>
-        <w:t xml:space="preserve">, </w:t>
-      </w:r>
-      <w:proofErr w:type="spellStart"/>
-      <w:r>
-        <w:rPr>
-          <w:lang w:val="en-US"/>
-        </w:rPr>
-        <w:t>pencatatan</w:t>
-      </w:r>
-      <w:proofErr w:type="spellEnd"/>
-      <w:r>
-        <w:rPr>
-          <w:lang w:val="en-US"/>
-        </w:rPr>
-        <w:t xml:space="preserve"> </w:t>
-      </w:r>
-      <w:proofErr w:type="spellStart"/>
-      <w:r>
-        <w:rPr>
-          <w:lang w:val="en-US"/>
-        </w:rPr>
-        <w:t>barang</w:t>
-      </w:r>
-      <w:proofErr w:type="spellEnd"/>
-      <w:r>
-        <w:rPr>
-          <w:lang w:val="en-US"/>
-        </w:rPr>
-        <w:t xml:space="preserve"> </w:t>
-      </w:r>
-      <w:proofErr w:type="spellStart"/>
-      <w:r>
-        <w:rPr>
-          <w:lang w:val="en-US"/>
-        </w:rPr>
-        <w:t>masuk</w:t>
-      </w:r>
-      <w:proofErr w:type="spellEnd"/>
-      <w:r>
-        <w:rPr>
-          <w:lang w:val="en-US"/>
-        </w:rPr>
-        <w:t xml:space="preserve">, </w:t>
-      </w:r>
-      <w:proofErr w:type="spellStart"/>
-      <w:r>
-        <w:rPr>
-          <w:lang w:val="en-US"/>
-        </w:rPr>
-        <w:t>distribusi</w:t>
-      </w:r>
-      <w:proofErr w:type="spellEnd"/>
-      <w:r>
-        <w:rPr>
-          <w:lang w:val="en-US"/>
-        </w:rPr>
-        <w:t xml:space="preserve"> </w:t>
-      </w:r>
-      <w:proofErr w:type="spellStart"/>
-      <w:r>
-        <w:rPr>
-          <w:lang w:val="en-US"/>
-        </w:rPr>
-        <w:t>produk</w:t>
-      </w:r>
-      <w:proofErr w:type="spellEnd"/>
-      <w:r>
-        <w:rPr>
-          <w:lang w:val="en-US"/>
-        </w:rPr>
-        <w:t xml:space="preserve"> </w:t>
-      </w:r>
-      <w:proofErr w:type="spellStart"/>
-      <w:r>
-        <w:rPr>
-          <w:lang w:val="en-US"/>
-        </w:rPr>
-        <w:t>jadi</w:t>
-      </w:r>
-      <w:proofErr w:type="spellEnd"/>
-      <w:r>
-        <w:rPr>
-          <w:lang w:val="en-US"/>
-        </w:rPr>
-        <w:t xml:space="preserve"> </w:t>
-      </w:r>
-      <w:proofErr w:type="spellStart"/>
-      <w:r>
-        <w:rPr>
-          <w:lang w:val="en-US"/>
-        </w:rPr>
-        <w:t>kepada</w:t>
-      </w:r>
-      <w:proofErr w:type="spellEnd"/>
-      <w:r>
-        <w:rPr>
-          <w:lang w:val="en-US"/>
-        </w:rPr>
-        <w:t xml:space="preserve"> </w:t>
-      </w:r>
-      <w:proofErr w:type="spellStart"/>
-      <w:r>
-        <w:rPr>
-          <w:lang w:val="en-US"/>
-        </w:rPr>
-        <w:t>karyawan</w:t>
-      </w:r>
-      <w:proofErr w:type="spellEnd"/>
-      <w:r>
-        <w:rPr>
-          <w:lang w:val="en-US"/>
-        </w:rPr>
-        <w:t xml:space="preserve">, dan </w:t>
-      </w:r>
-      <w:proofErr w:type="spellStart"/>
-      <w:r>
-        <w:rPr>
-          <w:lang w:val="en-US"/>
-        </w:rPr>
-        <w:t>transaksi</w:t>
-      </w:r>
-      <w:proofErr w:type="spellEnd"/>
-      <w:r>
-        <w:rPr>
-          <w:lang w:val="en-US"/>
-        </w:rPr>
         <w:t xml:space="preserve"> </w:t>
       </w:r>
       <w:proofErr w:type="spellStart"/>
@@ -43737,168 +43002,28 @@
         <w:rPr>
           <w:lang w:val="en-US"/>
         </w:rPr>
-        <w:t xml:space="preserve">. </w:t>
-      </w:r>
-      <w:proofErr w:type="spellStart"/>
-      <w:r>
-        <w:rPr>
-          <w:lang w:val="en-US"/>
-        </w:rPr>
-        <w:t>Sementara</w:t>
-      </w:r>
-      <w:proofErr w:type="spellEnd"/>
-      <w:r>
-        <w:rPr>
-          <w:lang w:val="en-US"/>
-        </w:rPr>
-        <w:t xml:space="preserve"> </w:t>
-      </w:r>
-      <w:proofErr w:type="spellStart"/>
-      <w:r>
-        <w:rPr>
-          <w:lang w:val="en-US"/>
-        </w:rPr>
-        <w:t>itu</w:t>
-      </w:r>
-      <w:proofErr w:type="spellEnd"/>
-      <w:r>
-        <w:rPr>
-          <w:lang w:val="en-US"/>
-        </w:rPr>
-        <w:t xml:space="preserve">, </w:t>
-      </w:r>
-      <w:proofErr w:type="spellStart"/>
-      <w:r>
-        <w:rPr>
-          <w:lang w:val="en-US"/>
-        </w:rPr>
-        <w:t>Karyawan</w:t>
-      </w:r>
-      <w:proofErr w:type="spellEnd"/>
-      <w:r>
-        <w:rPr>
-          <w:lang w:val="en-US"/>
-        </w:rPr>
-        <w:t xml:space="preserve"> </w:t>
-      </w:r>
-      <w:proofErr w:type="spellStart"/>
-      <w:r>
-        <w:rPr>
-          <w:lang w:val="en-US"/>
-        </w:rPr>
-        <w:t>dapat</w:t>
-      </w:r>
-      <w:proofErr w:type="spellEnd"/>
-      <w:r>
-        <w:rPr>
-          <w:lang w:val="en-US"/>
-        </w:rPr>
-        <w:t xml:space="preserve"> </w:t>
-      </w:r>
-      <w:proofErr w:type="spellStart"/>
-      <w:r>
-        <w:rPr>
-          <w:lang w:val="en-US"/>
-        </w:rPr>
-        <w:t>melakukan</w:t>
-      </w:r>
-      <w:proofErr w:type="spellEnd"/>
-      <w:r>
-        <w:rPr>
-          <w:lang w:val="en-US"/>
-        </w:rPr>
-        <w:t xml:space="preserve"> </w:t>
-      </w:r>
-      <w:proofErr w:type="spellStart"/>
-      <w:r>
-        <w:rPr>
-          <w:lang w:val="en-US"/>
-        </w:rPr>
-        <w:t>transaksi</w:t>
-      </w:r>
-      <w:proofErr w:type="spellEnd"/>
-      <w:r>
-        <w:rPr>
-          <w:lang w:val="en-US"/>
-        </w:rPr>
-        <w:t xml:space="preserve"> </w:t>
-      </w:r>
-      <w:proofErr w:type="spellStart"/>
-      <w:r>
-        <w:rPr>
-          <w:lang w:val="en-US"/>
-        </w:rPr>
-        <w:t>penjualan</w:t>
-      </w:r>
-      <w:proofErr w:type="spellEnd"/>
-      <w:r>
-        <w:rPr>
-          <w:lang w:val="en-US"/>
-        </w:rPr>
-        <w:t xml:space="preserve"> </w:t>
-      </w:r>
-      <w:proofErr w:type="spellStart"/>
-      <w:r>
-        <w:rPr>
-          <w:lang w:val="en-US"/>
-        </w:rPr>
-        <w:t>serta</w:t>
-      </w:r>
-      <w:proofErr w:type="spellEnd"/>
-      <w:r>
-        <w:rPr>
-          <w:lang w:val="en-US"/>
-        </w:rPr>
-        <w:t xml:space="preserve"> </w:t>
-      </w:r>
-      <w:proofErr w:type="spellStart"/>
-      <w:r>
-        <w:rPr>
-          <w:lang w:val="en-US"/>
-        </w:rPr>
-        <w:t>melihat</w:t>
-      </w:r>
-      <w:proofErr w:type="spellEnd"/>
-      <w:r>
-        <w:rPr>
-          <w:lang w:val="en-US"/>
-        </w:rPr>
-        <w:t xml:space="preserve"> </w:t>
-      </w:r>
-      <w:proofErr w:type="spellStart"/>
-      <w:r>
-        <w:rPr>
-          <w:lang w:val="en-US"/>
-        </w:rPr>
-        <w:t>informasi</w:t>
-      </w:r>
-      <w:proofErr w:type="spellEnd"/>
-      <w:r>
-        <w:rPr>
-          <w:lang w:val="en-US"/>
-        </w:rPr>
-        <w:t xml:space="preserve"> </w:t>
-      </w:r>
-      <w:proofErr w:type="spellStart"/>
-      <w:r>
-        <w:rPr>
-          <w:lang w:val="en-US"/>
-        </w:rPr>
-        <w:t>stok</w:t>
-      </w:r>
-      <w:proofErr w:type="spellEnd"/>
-      <w:r>
-        <w:rPr>
-          <w:lang w:val="en-US"/>
-        </w:rPr>
-        <w:t xml:space="preserve"> </w:t>
-      </w:r>
-      <w:proofErr w:type="spellStart"/>
-      <w:r>
-        <w:rPr>
-          <w:lang w:val="en-US"/>
-        </w:rPr>
-        <w:t>produk</w:t>
+        <w:t xml:space="preserve"> dan </w:t>
+      </w:r>
+      <w:proofErr w:type="spellStart"/>
+      <w:r>
+        <w:rPr>
+          <w:lang w:val="en-US"/>
+        </w:rPr>
+        <w:t>menggunakan</w:t>
+      </w:r>
+      <w:proofErr w:type="spellEnd"/>
+      <w:r>
+        <w:rPr>
+          <w:lang w:val="en-US"/>
+        </w:rPr>
+        <w:t xml:space="preserve"> </w:t>
+      </w:r>
+      <w:proofErr w:type="spellStart"/>
+      <w:r>
+        <w:rPr>
+          <w:lang w:val="en-US"/>
+        </w:rPr>
+        <w:t>fitur</w:t>
       </w:r>
       <w:proofErr w:type="spellEnd"/>
       <w:r>
@@ -43912,49 +43037,21 @@
         <w:rPr>
           <w:lang w:val="en-US"/>
         </w:rPr>
-        <w:t>diterima</w:t>
-      </w:r>
-      <w:proofErr w:type="spellEnd"/>
-      <w:r>
-        <w:rPr>
-          <w:lang w:val="en-US"/>
-        </w:rPr>
-        <w:t xml:space="preserve"> dan </w:t>
-      </w:r>
-      <w:proofErr w:type="spellStart"/>
-      <w:r>
-        <w:rPr>
-          <w:lang w:val="en-US"/>
-        </w:rPr>
-        <w:t>sisa</w:t>
-      </w:r>
-      <w:proofErr w:type="spellEnd"/>
-      <w:r>
-        <w:rPr>
-          <w:lang w:val="en-US"/>
-        </w:rPr>
-        <w:t xml:space="preserve"> </w:t>
-      </w:r>
-      <w:proofErr w:type="spellStart"/>
-      <w:r>
-        <w:rPr>
-          <w:lang w:val="en-US"/>
-        </w:rPr>
-        <w:t>produk</w:t>
-      </w:r>
-      <w:proofErr w:type="spellEnd"/>
-      <w:r>
-        <w:rPr>
-          <w:lang w:val="en-US"/>
-        </w:rPr>
-        <w:t xml:space="preserve"> </w:t>
-      </w:r>
-      <w:proofErr w:type="spellStart"/>
-      <w:r>
-        <w:rPr>
-          <w:lang w:val="en-US"/>
-        </w:rPr>
-        <w:t>setelah</w:t>
+        <w:t>berkaitan</w:t>
+      </w:r>
+      <w:proofErr w:type="spellEnd"/>
+      <w:r>
+        <w:rPr>
+          <w:lang w:val="en-US"/>
+        </w:rPr>
+        <w:t xml:space="preserve"> </w:t>
+      </w:r>
+      <w:proofErr w:type="spellStart"/>
+      <w:r>
+        <w:rPr>
+          <w:lang w:val="en-US"/>
+        </w:rPr>
+        <w:t>dengan</w:t>
       </w:r>
       <w:proofErr w:type="spellEnd"/>
       <w:r>
@@ -43982,7 +43079,7 @@
         <w:rPr>
           <w:lang w:val="en-US"/>
         </w:rPr>
-        <w:t>penjualan</w:t>
+        <w:t>operasionalnya</w:t>
       </w:r>
       <w:proofErr w:type="spellEnd"/>
       <w:r>
@@ -43993,70 +43090,153 @@
       </w:r>
     </w:p>
     <w:p>
-      <w:pPr>
-        <w:rPr>
-          <w:lang w:val="en-US"/>
-        </w:rPr>
-      </w:pPr>
-      <w:proofErr w:type="spellStart"/>
-      <w:r>
-        <w:t>Kegiatan</w:t>
-      </w:r>
-      <w:proofErr w:type="spellEnd"/>
-      <w:r>
-        <w:t xml:space="preserve"> </w:t>
-      </w:r>
-      <w:proofErr w:type="spellStart"/>
-      <w:r>
-        <w:t>pengembangan</w:t>
-      </w:r>
-      <w:proofErr w:type="spellEnd"/>
-      <w:r>
-        <w:t xml:space="preserve"> juga </w:t>
-      </w:r>
-      <w:proofErr w:type="spellStart"/>
-      <w:r>
-        <w:t>mencakup</w:t>
-      </w:r>
-      <w:proofErr w:type="spellEnd"/>
-      <w:r>
-        <w:t xml:space="preserve"> </w:t>
-      </w:r>
-      <w:proofErr w:type="spellStart"/>
-      <w:r>
-        <w:t>perancangan</w:t>
-      </w:r>
-      <w:proofErr w:type="spellEnd"/>
-      <w:r>
-        <w:t xml:space="preserve"> </w:t>
-      </w:r>
-      <w:proofErr w:type="spellStart"/>
-      <w:r>
-        <w:t>ulang</w:t>
-      </w:r>
-      <w:proofErr w:type="spellEnd"/>
-      <w:r>
-        <w:t xml:space="preserve"> basis data agar </w:t>
-      </w:r>
-      <w:proofErr w:type="spellStart"/>
-      <w:r>
-        <w:t>dapat</w:t>
-      </w:r>
-      <w:proofErr w:type="spellEnd"/>
-      <w:r>
-        <w:t xml:space="preserve"> </w:t>
-      </w:r>
-      <w:proofErr w:type="spellStart"/>
-      <w:r>
-        <w:t>mendukung</w:t>
-      </w:r>
-      <w:proofErr w:type="spellEnd"/>
-      <w:r>
-        <w:t xml:space="preserve"> </w:t>
-      </w:r>
-      <w:proofErr w:type="spellStart"/>
-      <w:r>
-        <w:t>kebutuhan</w:t>
+      <w:proofErr w:type="spellStart"/>
+      <w:r>
+        <w:t>Pengelolaan</w:t>
+      </w:r>
+      <w:proofErr w:type="spellEnd"/>
+      <w:r>
+        <w:t xml:space="preserve"> </w:t>
+      </w:r>
+      <w:proofErr w:type="spellStart"/>
+      <w:r>
+        <w:t>bahan</w:t>
+      </w:r>
+      <w:proofErr w:type="spellEnd"/>
+      <w:r>
+        <w:t xml:space="preserve"> </w:t>
+      </w:r>
+      <w:proofErr w:type="spellStart"/>
+      <w:r>
+        <w:t>baku</w:t>
+      </w:r>
+      <w:proofErr w:type="spellEnd"/>
+      <w:r>
+        <w:t xml:space="preserve"> pada </w:t>
+      </w:r>
+      <w:proofErr w:type="spellStart"/>
+      <w:r>
+        <w:t>sistem</w:t>
+      </w:r>
+      <w:proofErr w:type="spellEnd"/>
+      <w:r>
+        <w:t xml:space="preserve"> </w:t>
+      </w:r>
+      <w:proofErr w:type="spellStart"/>
+      <w:r>
+        <w:t>digunakan</w:t>
+      </w:r>
+      <w:proofErr w:type="spellEnd"/>
+      <w:r>
+        <w:t xml:space="preserve"> </w:t>
+      </w:r>
+      <w:proofErr w:type="spellStart"/>
+      <w:r>
+        <w:t>untuk</w:t>
+      </w:r>
+      <w:proofErr w:type="spellEnd"/>
+      <w:r>
+        <w:t xml:space="preserve"> </w:t>
+      </w:r>
+      <w:proofErr w:type="spellStart"/>
+      <w:r>
+        <w:t>mencatat</w:t>
+      </w:r>
+      <w:proofErr w:type="spellEnd"/>
+      <w:r>
+        <w:t xml:space="preserve"> </w:t>
+      </w:r>
+      <w:proofErr w:type="spellStart"/>
+      <w:r>
+        <w:t>kondisi</w:t>
+      </w:r>
+      <w:proofErr w:type="spellEnd"/>
+      <w:r>
+        <w:t xml:space="preserve"> </w:t>
+      </w:r>
+      <w:proofErr w:type="spellStart"/>
+      <w:r>
+        <w:t>stok</w:t>
+      </w:r>
+      <w:proofErr w:type="spellEnd"/>
+      <w:r>
+        <w:t xml:space="preserve"> </w:t>
+      </w:r>
+      <w:proofErr w:type="spellStart"/>
+      <w:r>
+        <w:t>berdasarkan</w:t>
+      </w:r>
+      <w:proofErr w:type="spellEnd"/>
+      <w:r>
+        <w:t xml:space="preserve"> </w:t>
+      </w:r>
+      <w:proofErr w:type="spellStart"/>
+      <w:r>
+        <w:t>hasil</w:t>
+      </w:r>
+      <w:proofErr w:type="spellEnd"/>
+      <w:r>
+        <w:t xml:space="preserve"> </w:t>
+      </w:r>
+      <w:proofErr w:type="spellStart"/>
+      <w:r>
+        <w:t>pengecekan</w:t>
+      </w:r>
+      <w:proofErr w:type="spellEnd"/>
+      <w:r>
+        <w:t xml:space="preserve"> pada </w:t>
+      </w:r>
+      <w:proofErr w:type="spellStart"/>
+      <w:r>
+        <w:t>setiap</w:t>
+      </w:r>
+      <w:proofErr w:type="spellEnd"/>
+      <w:r>
+        <w:t xml:space="preserve"> </w:t>
+      </w:r>
+      <w:proofErr w:type="spellStart"/>
+      <w:r>
+        <w:t>pagi</w:t>
+      </w:r>
+      <w:proofErr w:type="spellEnd"/>
+      <w:r>
+        <w:t xml:space="preserve"> </w:t>
+      </w:r>
+      <w:proofErr w:type="spellStart"/>
+      <w:r>
+        <w:t>serta</w:t>
+      </w:r>
+      <w:proofErr w:type="spellEnd"/>
+      <w:r>
+        <w:t xml:space="preserve"> </w:t>
+      </w:r>
+      <w:proofErr w:type="spellStart"/>
+      <w:r>
+        <w:t>mencatat</w:t>
+      </w:r>
+      <w:proofErr w:type="spellEnd"/>
+      <w:r>
+        <w:t xml:space="preserve"> </w:t>
+      </w:r>
+      <w:proofErr w:type="spellStart"/>
+      <w:r>
+        <w:t>barang</w:t>
+      </w:r>
+      <w:proofErr w:type="spellEnd"/>
+      <w:r>
+        <w:t xml:space="preserve"> </w:t>
+      </w:r>
+      <w:proofErr w:type="spellStart"/>
+      <w:r>
+        <w:t>masuk</w:t>
+      </w:r>
+      <w:proofErr w:type="spellEnd"/>
+      <w:r>
+        <w:t xml:space="preserve"> dan </w:t>
+      </w:r>
+      <w:proofErr w:type="spellStart"/>
+      <w:r>
+        <w:t>pengeluaran</w:t>
       </w:r>
       <w:proofErr w:type="spellEnd"/>
       <w:r>
@@ -44068,19 +43248,247 @@
       </w:r>
       <w:proofErr w:type="spellEnd"/>
       <w:r>
-        <w:t xml:space="preserve"> </w:t>
-      </w:r>
-      <w:proofErr w:type="spellStart"/>
-      <w:r>
-        <w:t>tersebut</w:t>
-      </w:r>
-      <w:proofErr w:type="spellEnd"/>
-      <w:r>
-        <w:t xml:space="preserve">. </w:t>
-      </w:r>
-      <w:proofErr w:type="spellStart"/>
-      <w:r>
-        <w:t>Pencatatan</w:t>
+        <w:t xml:space="preserve"> yang </w:t>
+      </w:r>
+      <w:proofErr w:type="spellStart"/>
+      <w:r>
+        <w:t>berkaitan</w:t>
+      </w:r>
+      <w:proofErr w:type="spellEnd"/>
+      <w:r>
+        <w:t xml:space="preserve"> </w:t>
+      </w:r>
+      <w:proofErr w:type="spellStart"/>
+      <w:r>
+        <w:t>dengan</w:t>
+      </w:r>
+      <w:proofErr w:type="spellEnd"/>
+      <w:r>
+        <w:t xml:space="preserve"> </w:t>
+      </w:r>
+      <w:proofErr w:type="spellStart"/>
+      <w:r>
+        <w:t>bahan</w:t>
+      </w:r>
+      <w:proofErr w:type="spellEnd"/>
+      <w:r>
+        <w:t xml:space="preserve"> </w:t>
+      </w:r>
+      <w:proofErr w:type="spellStart"/>
+      <w:r>
+        <w:t>baku</w:t>
+      </w:r>
+      <w:proofErr w:type="spellEnd"/>
+      <w:r>
+        <w:t xml:space="preserve">. Stok </w:t>
+      </w:r>
+      <w:proofErr w:type="spellStart"/>
+      <w:r>
+        <w:t>bahan</w:t>
+      </w:r>
+      <w:proofErr w:type="spellEnd"/>
+      <w:r>
+        <w:t xml:space="preserve"> </w:t>
+      </w:r>
+      <w:proofErr w:type="spellStart"/>
+      <w:r>
+        <w:t>baku</w:t>
+      </w:r>
+      <w:proofErr w:type="spellEnd"/>
+      <w:r>
+        <w:t xml:space="preserve"> </w:t>
+      </w:r>
+      <w:proofErr w:type="spellStart"/>
+      <w:r>
+        <w:rPr>
+          <w:b/>
+          <w:bCs/>
+        </w:rPr>
+        <w:t>tidak</w:t>
+      </w:r>
+      <w:proofErr w:type="spellEnd"/>
+      <w:r>
+        <w:rPr>
+          <w:b/>
+          <w:bCs/>
+        </w:rPr>
+        <w:t xml:space="preserve"> </w:t>
+      </w:r>
+      <w:proofErr w:type="spellStart"/>
+      <w:r>
+        <w:rPr>
+          <w:b/>
+          <w:bCs/>
+        </w:rPr>
+        <w:t>dihitung</w:t>
+      </w:r>
+      <w:proofErr w:type="spellEnd"/>
+      <w:r>
+        <w:rPr>
+          <w:b/>
+          <w:bCs/>
+        </w:rPr>
+        <w:t xml:space="preserve"> </w:t>
+      </w:r>
+      <w:proofErr w:type="spellStart"/>
+      <w:r>
+        <w:rPr>
+          <w:b/>
+          <w:bCs/>
+        </w:rPr>
+        <w:t>secara</w:t>
+      </w:r>
+      <w:proofErr w:type="spellEnd"/>
+      <w:r>
+        <w:rPr>
+          <w:b/>
+          <w:bCs/>
+        </w:rPr>
+        <w:t xml:space="preserve"> </w:t>
+      </w:r>
+      <w:proofErr w:type="spellStart"/>
+      <w:r>
+        <w:rPr>
+          <w:b/>
+          <w:bCs/>
+        </w:rPr>
+        <w:t>otomatis</w:t>
+      </w:r>
+      <w:proofErr w:type="spellEnd"/>
+      <w:r>
+        <w:rPr>
+          <w:b/>
+          <w:bCs/>
+        </w:rPr>
+        <w:t xml:space="preserve"> </w:t>
+      </w:r>
+      <w:proofErr w:type="spellStart"/>
+      <w:r>
+        <w:rPr>
+          <w:b/>
+          <w:bCs/>
+        </w:rPr>
+        <w:t>berdasarkan</w:t>
+      </w:r>
+      <w:proofErr w:type="spellEnd"/>
+      <w:r>
+        <w:rPr>
+          <w:b/>
+          <w:bCs/>
+        </w:rPr>
+        <w:t xml:space="preserve"> </w:t>
+      </w:r>
+      <w:proofErr w:type="spellStart"/>
+      <w:r>
+        <w:rPr>
+          <w:b/>
+          <w:bCs/>
+        </w:rPr>
+        <w:t>transaksi</w:t>
+      </w:r>
+      <w:proofErr w:type="spellEnd"/>
+      <w:r>
+        <w:rPr>
+          <w:b/>
+          <w:bCs/>
+        </w:rPr>
+        <w:t xml:space="preserve"> </w:t>
+      </w:r>
+      <w:proofErr w:type="spellStart"/>
+      <w:r>
+        <w:rPr>
+          <w:b/>
+          <w:bCs/>
+        </w:rPr>
+        <w:t>penjualan</w:t>
+      </w:r>
+      <w:proofErr w:type="spellEnd"/>
+      <w:r>
+        <w:rPr>
+          <w:b/>
+          <w:bCs/>
+        </w:rPr>
+        <w:t xml:space="preserve"> </w:t>
+      </w:r>
+      <w:proofErr w:type="spellStart"/>
+      <w:r>
+        <w:rPr>
+          <w:b/>
+          <w:bCs/>
+        </w:rPr>
+        <w:t>maupun</w:t>
+      </w:r>
+      <w:proofErr w:type="spellEnd"/>
+      <w:r>
+        <w:rPr>
+          <w:b/>
+          <w:bCs/>
+        </w:rPr>
+        <w:t xml:space="preserve"> </w:t>
+      </w:r>
+      <w:proofErr w:type="spellStart"/>
+      <w:r>
+        <w:rPr>
+          <w:b/>
+          <w:bCs/>
+        </w:rPr>
+        <w:t>komposisi</w:t>
+      </w:r>
+      <w:proofErr w:type="spellEnd"/>
+      <w:r>
+        <w:rPr>
+          <w:b/>
+          <w:bCs/>
+        </w:rPr>
+        <w:t xml:space="preserve"> </w:t>
+      </w:r>
+      <w:proofErr w:type="spellStart"/>
+      <w:r>
+        <w:rPr>
+          <w:b/>
+          <w:bCs/>
+        </w:rPr>
+        <w:t>produk</w:t>
+      </w:r>
+      <w:proofErr w:type="spellEnd"/>
+      <w:r>
+        <w:t xml:space="preserve">, </w:t>
+      </w:r>
+      <w:proofErr w:type="spellStart"/>
+      <w:r>
+        <w:t>tetapi</w:t>
+      </w:r>
+      <w:proofErr w:type="spellEnd"/>
+      <w:r>
+        <w:t xml:space="preserve"> </w:t>
+      </w:r>
+      <w:proofErr w:type="spellStart"/>
+      <w:r>
+        <w:t>diperbarui</w:t>
+      </w:r>
+      <w:proofErr w:type="spellEnd"/>
+      <w:r>
+        <w:t xml:space="preserve"> </w:t>
+      </w:r>
+      <w:proofErr w:type="spellStart"/>
+      <w:r>
+        <w:t>berdasarkan</w:t>
+      </w:r>
+      <w:proofErr w:type="spellEnd"/>
+      <w:r>
+        <w:t xml:space="preserve"> </w:t>
+      </w:r>
+      <w:proofErr w:type="spellStart"/>
+      <w:r>
+        <w:t>hasil</w:t>
+      </w:r>
+      <w:proofErr w:type="spellEnd"/>
+      <w:r>
+        <w:t xml:space="preserve"> </w:t>
+      </w:r>
+      <w:proofErr w:type="spellStart"/>
+      <w:r>
+        <w:t>pengecekan</w:t>
       </w:r>
       <w:proofErr w:type="spellEnd"/>
       <w:r>
@@ -44092,23 +43500,7 @@
       </w:r>
       <w:proofErr w:type="spellEnd"/>
       <w:r>
-        <w:t xml:space="preserve"> </w:t>
-      </w:r>
-      <w:proofErr w:type="spellStart"/>
-      <w:r>
-        <w:t>bahan</w:t>
-      </w:r>
-      <w:proofErr w:type="spellEnd"/>
-      <w:r>
-        <w:t xml:space="preserve"> </w:t>
-      </w:r>
-      <w:proofErr w:type="spellStart"/>
-      <w:r>
-        <w:t>baku</w:t>
-      </w:r>
-      <w:proofErr w:type="spellEnd"/>
-      <w:r>
-        <w:t xml:space="preserve"> </w:t>
+        <w:t xml:space="preserve"> yang </w:t>
       </w:r>
       <w:proofErr w:type="spellStart"/>
       <w:r>
@@ -44120,94 +43512,6 @@
       </w:r>
       <w:proofErr w:type="spellStart"/>
       <w:r>
-        <w:t>berdasarkan</w:t>
-      </w:r>
-      <w:proofErr w:type="spellEnd"/>
-      <w:r>
-        <w:t xml:space="preserve"> </w:t>
-      </w:r>
-      <w:proofErr w:type="spellStart"/>
-      <w:r>
-        <w:t>hasil</w:t>
-      </w:r>
-      <w:proofErr w:type="spellEnd"/>
-      <w:r>
-        <w:t xml:space="preserve"> </w:t>
-      </w:r>
-      <w:proofErr w:type="spellStart"/>
-      <w:r>
-        <w:t>pengecekan</w:t>
-      </w:r>
-      <w:proofErr w:type="spellEnd"/>
-      <w:r>
-        <w:t xml:space="preserve"> </w:t>
-      </w:r>
-      <w:proofErr w:type="spellStart"/>
-      <w:r>
-        <w:t>fisik</w:t>
-      </w:r>
-      <w:proofErr w:type="spellEnd"/>
-      <w:r>
-        <w:t xml:space="preserve"> </w:t>
-      </w:r>
-      <w:proofErr w:type="spellStart"/>
-      <w:r>
-        <w:t>atau</w:t>
-      </w:r>
-      <w:proofErr w:type="spellEnd"/>
-      <w:r>
-        <w:t xml:space="preserve"> </w:t>
-      </w:r>
-      <w:proofErr w:type="spellStart"/>
-      <w:r>
-        <w:t>perkiraan</w:t>
-      </w:r>
-      <w:proofErr w:type="spellEnd"/>
-      <w:r>
-        <w:t xml:space="preserve"> </w:t>
-      </w:r>
-      <w:proofErr w:type="spellStart"/>
-      <w:r>
-        <w:t>stok</w:t>
-      </w:r>
-      <w:proofErr w:type="spellEnd"/>
-      <w:r>
-        <w:t xml:space="preserve"> pada </w:t>
-      </w:r>
-      <w:proofErr w:type="spellStart"/>
-      <w:r>
-        <w:t>setiap</w:t>
-      </w:r>
-      <w:proofErr w:type="spellEnd"/>
-      <w:r>
-        <w:t xml:space="preserve"> </w:t>
-      </w:r>
-      <w:proofErr w:type="spellStart"/>
-      <w:r>
-        <w:t>pagi</w:t>
-      </w:r>
-      <w:proofErr w:type="spellEnd"/>
-      <w:r>
-        <w:t xml:space="preserve"> dan </w:t>
-      </w:r>
-      <w:proofErr w:type="spellStart"/>
-      <w:r>
-        <w:t>tidak</w:t>
-      </w:r>
-      <w:proofErr w:type="spellEnd"/>
-      <w:r>
-        <w:t xml:space="preserve"> </w:t>
-      </w:r>
-      <w:proofErr w:type="spellStart"/>
-      <w:r>
-        <w:t>berkurang</w:t>
-      </w:r>
-      <w:proofErr w:type="spellEnd"/>
-      <w:r>
-        <w:t xml:space="preserve"> </w:t>
-      </w:r>
-      <w:proofErr w:type="spellStart"/>
-      <w:r>
         <w:t>secara</w:t>
       </w:r>
       <w:proofErr w:type="spellEnd"/>
@@ -44216,7 +43520,143 @@
       </w:r>
       <w:proofErr w:type="spellStart"/>
       <w:r>
-        <w:t>otomatis</w:t>
+        <w:t>berkala</w:t>
+      </w:r>
+      <w:proofErr w:type="spellEnd"/>
+      <w:r>
+        <w:t xml:space="preserve">. Pada </w:t>
+      </w:r>
+      <w:proofErr w:type="spellStart"/>
+      <w:r>
+        <w:t>distribusi</w:t>
+      </w:r>
+      <w:proofErr w:type="spellEnd"/>
+      <w:r>
+        <w:t xml:space="preserve"> </w:t>
+      </w:r>
+      <w:proofErr w:type="spellStart"/>
+      <w:r>
+        <w:t>produk</w:t>
+      </w:r>
+      <w:proofErr w:type="spellEnd"/>
+      <w:r>
+        <w:t xml:space="preserve">, Admin </w:t>
+      </w:r>
+      <w:proofErr w:type="spellStart"/>
+      <w:r>
+        <w:t>mencatat</w:t>
+      </w:r>
+      <w:proofErr w:type="spellEnd"/>
+      <w:r>
+        <w:t xml:space="preserve"> </w:t>
+      </w:r>
+      <w:proofErr w:type="spellStart"/>
+      <w:r>
+        <w:t>jumlah</w:t>
+      </w:r>
+      <w:proofErr w:type="spellEnd"/>
+      <w:r>
+        <w:t xml:space="preserve"> </w:t>
+      </w:r>
+      <w:proofErr w:type="spellStart"/>
+      <w:r>
+        <w:t>produk</w:t>
+      </w:r>
+      <w:proofErr w:type="spellEnd"/>
+      <w:r>
+        <w:t xml:space="preserve"> </w:t>
+      </w:r>
+      <w:proofErr w:type="spellStart"/>
+      <w:r>
+        <w:t>jadi</w:t>
+      </w:r>
+      <w:proofErr w:type="spellEnd"/>
+      <w:r>
+        <w:t xml:space="preserve"> yang </w:t>
+      </w:r>
+      <w:proofErr w:type="spellStart"/>
+      <w:r>
+        <w:t>diberikan</w:t>
+      </w:r>
+      <w:proofErr w:type="spellEnd"/>
+      <w:r>
+        <w:t xml:space="preserve"> </w:t>
+      </w:r>
+      <w:proofErr w:type="spellStart"/>
+      <w:r>
+        <w:t>kepada</w:t>
+      </w:r>
+      <w:proofErr w:type="spellEnd"/>
+      <w:r>
+        <w:t xml:space="preserve"> masing-masing </w:t>
+      </w:r>
+      <w:proofErr w:type="spellStart"/>
+      <w:r>
+        <w:t>karyawan</w:t>
+      </w:r>
+      <w:proofErr w:type="spellEnd"/>
+      <w:r>
+        <w:t xml:space="preserve"> </w:t>
+      </w:r>
+      <w:proofErr w:type="spellStart"/>
+      <w:r>
+        <w:t>untuk</w:t>
+      </w:r>
+      <w:proofErr w:type="spellEnd"/>
+      <w:r>
+        <w:t xml:space="preserve"> </w:t>
+      </w:r>
+      <w:proofErr w:type="spellStart"/>
+      <w:r>
+        <w:t>dibawa</w:t>
+      </w:r>
+      <w:proofErr w:type="spellEnd"/>
+      <w:r>
+        <w:t xml:space="preserve"> </w:t>
+      </w:r>
+      <w:proofErr w:type="spellStart"/>
+      <w:r>
+        <w:t>ke</w:t>
+      </w:r>
+      <w:proofErr w:type="spellEnd"/>
+      <w:r>
+        <w:t xml:space="preserve"> </w:t>
+      </w:r>
+      <w:proofErr w:type="spellStart"/>
+      <w:r>
+        <w:t>gerobak</w:t>
+      </w:r>
+      <w:proofErr w:type="spellEnd"/>
+      <w:r>
+        <w:t xml:space="preserve">, </w:t>
+      </w:r>
+      <w:proofErr w:type="spellStart"/>
+      <w:r>
+        <w:t>termasuk</w:t>
+      </w:r>
+      <w:proofErr w:type="spellEnd"/>
+      <w:r>
+        <w:t xml:space="preserve"> </w:t>
+      </w:r>
+      <w:proofErr w:type="spellStart"/>
+      <w:r>
+        <w:t>pencatatan</w:t>
+      </w:r>
+      <w:proofErr w:type="spellEnd"/>
+      <w:r>
+        <w:t xml:space="preserve"> </w:t>
+      </w:r>
+      <w:proofErr w:type="spellStart"/>
+      <w:r>
+        <w:t>sisa</w:t>
+      </w:r>
+      <w:proofErr w:type="spellEnd"/>
+      <w:r>
+        <w:t xml:space="preserve"> </w:t>
+      </w:r>
+      <w:proofErr w:type="spellStart"/>
+      <w:r>
+        <w:t>produk</w:t>
       </w:r>
       <w:proofErr w:type="spellEnd"/>
       <w:r>
@@ -44232,54 +43672,6 @@
       </w:r>
       <w:proofErr w:type="spellStart"/>
       <w:r>
-        <w:t>terjadi</w:t>
-      </w:r>
-      <w:proofErr w:type="spellEnd"/>
-      <w:r>
-        <w:t xml:space="preserve"> </w:t>
-      </w:r>
-      <w:proofErr w:type="spellStart"/>
-      <w:r>
-        <w:t>transaksi</w:t>
-      </w:r>
-      <w:proofErr w:type="spellEnd"/>
-      <w:r>
-        <w:t xml:space="preserve"> </w:t>
-      </w:r>
-      <w:proofErr w:type="spellStart"/>
-      <w:r>
-        <w:t>penjualan</w:t>
-      </w:r>
-      <w:proofErr w:type="spellEnd"/>
-      <w:r>
-        <w:t xml:space="preserve">. </w:t>
-      </w:r>
-      <w:proofErr w:type="spellStart"/>
-      <w:r>
-        <w:t>Produk</w:t>
-      </w:r>
-      <w:proofErr w:type="spellEnd"/>
-      <w:r>
-        <w:t xml:space="preserve"> yang </w:t>
-      </w:r>
-      <w:proofErr w:type="spellStart"/>
-      <w:r>
-        <w:t>didistribusikan</w:t>
-      </w:r>
-      <w:proofErr w:type="spellEnd"/>
-      <w:r>
-        <w:t xml:space="preserve"> </w:t>
-      </w:r>
-      <w:proofErr w:type="spellStart"/>
-      <w:r>
-        <w:t>kepada</w:t>
-      </w:r>
-      <w:proofErr w:type="spellEnd"/>
-      <w:r>
-        <w:t xml:space="preserve"> </w:t>
-      </w:r>
-      <w:proofErr w:type="spellStart"/>
-      <w:r>
         <w:t>karyawan</w:t>
       </w:r>
       <w:proofErr w:type="spellEnd"/>
@@ -44288,271 +43680,7 @@
       </w:r>
       <w:proofErr w:type="spellStart"/>
       <w:r>
-        <w:t>merupakan</w:t>
-      </w:r>
-      <w:proofErr w:type="spellEnd"/>
-      <w:r>
-        <w:t xml:space="preserve"> </w:t>
-      </w:r>
-      <w:proofErr w:type="spellStart"/>
-      <w:r>
-        <w:t>produk</w:t>
-      </w:r>
-      <w:proofErr w:type="spellEnd"/>
-      <w:r>
-        <w:t xml:space="preserve"> </w:t>
-      </w:r>
-      <w:proofErr w:type="spellStart"/>
-      <w:r>
-        <w:t>jadi</w:t>
-      </w:r>
-      <w:proofErr w:type="spellEnd"/>
-      <w:r>
-        <w:t xml:space="preserve"> yang </w:t>
-      </w:r>
-      <w:proofErr w:type="spellStart"/>
-      <w:r>
-        <w:t>dicatat</w:t>
-      </w:r>
-      <w:proofErr w:type="spellEnd"/>
-      <w:r>
-        <w:t xml:space="preserve"> </w:t>
-      </w:r>
-      <w:proofErr w:type="spellStart"/>
-      <w:r>
-        <w:t>berdasarkan</w:t>
-      </w:r>
-      <w:proofErr w:type="spellEnd"/>
-      <w:r>
-        <w:t xml:space="preserve"> </w:t>
-      </w:r>
-      <w:proofErr w:type="spellStart"/>
-      <w:r>
-        <w:t>jumlah</w:t>
-      </w:r>
-      <w:proofErr w:type="spellEnd"/>
-      <w:r>
-        <w:t xml:space="preserve"> </w:t>
-      </w:r>
-      <w:proofErr w:type="spellStart"/>
-      <w:r>
-        <w:t>produk</w:t>
-      </w:r>
-      <w:proofErr w:type="spellEnd"/>
-      <w:r>
-        <w:t xml:space="preserve"> yang </w:t>
-      </w:r>
-      <w:proofErr w:type="spellStart"/>
-      <w:r>
-        <w:t>diberikan</w:t>
-      </w:r>
-      <w:proofErr w:type="spellEnd"/>
-      <w:r>
-        <w:t xml:space="preserve"> dan </w:t>
-      </w:r>
-      <w:proofErr w:type="spellStart"/>
-      <w:r>
-        <w:t>sisa</w:t>
-      </w:r>
-      <w:proofErr w:type="spellEnd"/>
-      <w:r>
-        <w:t xml:space="preserve"> </w:t>
-      </w:r>
-      <w:proofErr w:type="spellStart"/>
-      <w:r>
-        <w:t>produk</w:t>
-      </w:r>
-      <w:proofErr w:type="spellEnd"/>
-      <w:r>
-        <w:t xml:space="preserve"> </w:t>
-      </w:r>
-      <w:proofErr w:type="spellStart"/>
-      <w:r>
-        <w:t>ketika</w:t>
-      </w:r>
-      <w:proofErr w:type="spellEnd"/>
-      <w:r>
-        <w:t xml:space="preserve"> </w:t>
-      </w:r>
-      <w:proofErr w:type="spellStart"/>
-      <w:r>
-        <w:t>karyawan</w:t>
-      </w:r>
-      <w:proofErr w:type="spellEnd"/>
-      <w:r>
-        <w:t xml:space="preserve"> </w:t>
-      </w:r>
-      <w:proofErr w:type="spellStart"/>
-      <w:r>
-        <w:t>selesai</w:t>
-      </w:r>
-      <w:proofErr w:type="spellEnd"/>
-      <w:r>
-        <w:t xml:space="preserve"> </w:t>
-      </w:r>
-      <w:proofErr w:type="spellStart"/>
-      <w:r>
-        <w:t>melakukan</w:t>
-      </w:r>
-      <w:proofErr w:type="spellEnd"/>
-      <w:r>
-        <w:t xml:space="preserve"> </w:t>
-      </w:r>
-      <w:proofErr w:type="spellStart"/>
-      <w:r>
-        <w:t>kegiatan</w:t>
-      </w:r>
-      <w:proofErr w:type="spellEnd"/>
-      <w:r>
-        <w:t xml:space="preserve"> </w:t>
-      </w:r>
-      <w:proofErr w:type="spellStart"/>
-      <w:r>
-        <w:t>penjualan</w:t>
-      </w:r>
-      <w:proofErr w:type="spellEnd"/>
-      <w:r>
-        <w:t xml:space="preserve">. </w:t>
-      </w:r>
-      <w:proofErr w:type="spellStart"/>
-      <w:r>
-        <w:t>Selain</w:t>
-      </w:r>
-      <w:proofErr w:type="spellEnd"/>
-      <w:r>
-        <w:t xml:space="preserve"> </w:t>
-      </w:r>
-      <w:proofErr w:type="spellStart"/>
-      <w:r>
-        <w:t>itu</w:t>
-      </w:r>
-      <w:proofErr w:type="spellEnd"/>
-      <w:r>
-        <w:t xml:space="preserve">, data </w:t>
-      </w:r>
-      <w:proofErr w:type="spellStart"/>
-      <w:r>
-        <w:t>transaksi</w:t>
-      </w:r>
-      <w:proofErr w:type="spellEnd"/>
-      <w:r>
-        <w:t xml:space="preserve"> </w:t>
-      </w:r>
-      <w:proofErr w:type="spellStart"/>
-      <w:r>
-        <w:t>penjualan</w:t>
-      </w:r>
-      <w:proofErr w:type="spellEnd"/>
-      <w:r>
-        <w:t xml:space="preserve">, </w:t>
-      </w:r>
-      <w:proofErr w:type="spellStart"/>
-      <w:r>
-        <w:t>pembelian</w:t>
-      </w:r>
-      <w:proofErr w:type="spellEnd"/>
-      <w:r>
-        <w:t xml:space="preserve"> </w:t>
-      </w:r>
-      <w:proofErr w:type="spellStart"/>
-      <w:r>
-        <w:t>bahan</w:t>
-      </w:r>
-      <w:proofErr w:type="spellEnd"/>
-      <w:r>
-        <w:t xml:space="preserve"> </w:t>
-      </w:r>
-      <w:proofErr w:type="spellStart"/>
-      <w:r>
-        <w:t>baku</w:t>
-      </w:r>
-      <w:proofErr w:type="spellEnd"/>
-      <w:r>
-        <w:t xml:space="preserve">, dan </w:t>
-      </w:r>
-      <w:proofErr w:type="spellStart"/>
-      <w:r>
-        <w:t>biaya</w:t>
-      </w:r>
-      <w:proofErr w:type="spellEnd"/>
-      <w:r>
-        <w:t xml:space="preserve"> </w:t>
-      </w:r>
-      <w:proofErr w:type="spellStart"/>
-      <w:r>
-        <w:t>operasional</w:t>
-      </w:r>
-      <w:proofErr w:type="spellEnd"/>
-      <w:r>
-        <w:t xml:space="preserve"> </w:t>
-      </w:r>
-      <w:proofErr w:type="spellStart"/>
-      <w:r>
-        <w:t>digunakan</w:t>
-      </w:r>
-      <w:proofErr w:type="spellEnd"/>
-      <w:r>
-        <w:t xml:space="preserve"> </w:t>
-      </w:r>
-      <w:proofErr w:type="spellStart"/>
-      <w:r>
-        <w:t>sebagai</w:t>
-      </w:r>
-      <w:proofErr w:type="spellEnd"/>
-      <w:r>
-        <w:t xml:space="preserve"> </w:t>
-      </w:r>
-      <w:proofErr w:type="spellStart"/>
-      <w:r>
-        <w:t>sumber</w:t>
-      </w:r>
-      <w:proofErr w:type="spellEnd"/>
-      <w:r>
-        <w:t xml:space="preserve"> </w:t>
-      </w:r>
-      <w:proofErr w:type="spellStart"/>
-      <w:r>
-        <w:t>informasi</w:t>
-      </w:r>
-      <w:proofErr w:type="spellEnd"/>
-      <w:r>
-        <w:t xml:space="preserve"> </w:t>
-      </w:r>
-      <w:proofErr w:type="spellStart"/>
-      <w:r>
-        <w:t>dalam</w:t>
-      </w:r>
-      <w:proofErr w:type="spellEnd"/>
-      <w:r>
-        <w:t xml:space="preserve"> </w:t>
-      </w:r>
-      <w:proofErr w:type="spellStart"/>
-      <w:r>
-        <w:t>pencatatan</w:t>
-      </w:r>
-      <w:proofErr w:type="spellEnd"/>
-      <w:r>
-        <w:t xml:space="preserve"> </w:t>
-      </w:r>
-      <w:proofErr w:type="spellStart"/>
-      <w:r>
-        <w:t>kondisi</w:t>
-      </w:r>
-      <w:proofErr w:type="spellEnd"/>
-      <w:r>
-        <w:t xml:space="preserve"> </w:t>
-      </w:r>
-      <w:proofErr w:type="spellStart"/>
-      <w:r>
-        <w:t>keuangan</w:t>
-      </w:r>
-      <w:proofErr w:type="spellEnd"/>
-      <w:r>
-        <w:t xml:space="preserve"> </w:t>
-      </w:r>
-      <w:proofErr w:type="spellStart"/>
-      <w:r>
-        <w:t>usaha</w:t>
+        <w:t>kembali</w:t>
       </w:r>
       <w:proofErr w:type="spellEnd"/>
       <w:r>
@@ -44560,19 +43688,429 @@
       </w:r>
     </w:p>
     <w:p>
-      <w:pPr>
-        <w:rPr>
-          <w:lang w:val="en-US"/>
-        </w:rPr>
-      </w:pPr>
+      <w:r>
+        <w:t xml:space="preserve">Selain </w:t>
+      </w:r>
+      <w:proofErr w:type="spellStart"/>
+      <w:r>
+        <w:t>itu</w:t>
+      </w:r>
+      <w:proofErr w:type="spellEnd"/>
+      <w:r>
+        <w:t xml:space="preserve">, </w:t>
+      </w:r>
+      <w:proofErr w:type="spellStart"/>
+      <w:r>
+        <w:t>sistem</w:t>
+      </w:r>
+      <w:proofErr w:type="spellEnd"/>
+      <w:r>
+        <w:t xml:space="preserve"> </w:t>
+      </w:r>
+      <w:proofErr w:type="spellStart"/>
+      <w:r>
+        <w:t>mencatat</w:t>
+      </w:r>
+      <w:proofErr w:type="spellEnd"/>
+      <w:r>
+        <w:t xml:space="preserve"> </w:t>
+      </w:r>
+      <w:proofErr w:type="spellStart"/>
+      <w:r>
+        <w:t>transaksi</w:t>
+      </w:r>
+      <w:proofErr w:type="spellEnd"/>
+      <w:r>
+        <w:t xml:space="preserve"> </w:t>
+      </w:r>
+      <w:proofErr w:type="spellStart"/>
+      <w:r>
+        <w:t>penjualan</w:t>
+      </w:r>
+      <w:proofErr w:type="spellEnd"/>
+      <w:r>
+        <w:t xml:space="preserve"> </w:t>
+      </w:r>
+      <w:proofErr w:type="spellStart"/>
+      <w:r>
+        <w:t>sebagai</w:t>
+      </w:r>
+      <w:proofErr w:type="spellEnd"/>
+      <w:r>
+        <w:t xml:space="preserve"> </w:t>
+      </w:r>
+      <w:proofErr w:type="spellStart"/>
+      <w:r>
+        <w:t>bagian</w:t>
+      </w:r>
+      <w:proofErr w:type="spellEnd"/>
+      <w:r>
+        <w:t xml:space="preserve"> </w:t>
+      </w:r>
+      <w:proofErr w:type="spellStart"/>
+      <w:r>
+        <w:t>dari</w:t>
+      </w:r>
+      <w:proofErr w:type="spellEnd"/>
+      <w:r>
+        <w:t xml:space="preserve"> </w:t>
+      </w:r>
+      <w:proofErr w:type="spellStart"/>
+      <w:r>
+        <w:t>pemasukan</w:t>
+      </w:r>
+      <w:proofErr w:type="spellEnd"/>
+      <w:r>
+        <w:t xml:space="preserve"> dan </w:t>
+      </w:r>
+      <w:proofErr w:type="spellStart"/>
+      <w:r>
+        <w:t>mencatat</w:t>
+      </w:r>
+      <w:proofErr w:type="spellEnd"/>
+      <w:r>
+        <w:t xml:space="preserve"> </w:t>
+      </w:r>
+      <w:proofErr w:type="spellStart"/>
+      <w:r>
+        <w:t>pengeluaran</w:t>
+      </w:r>
+      <w:proofErr w:type="spellEnd"/>
+      <w:r>
+        <w:t xml:space="preserve"> </w:t>
+      </w:r>
+      <w:proofErr w:type="spellStart"/>
+      <w:r>
+        <w:t>seperti</w:t>
+      </w:r>
+      <w:proofErr w:type="spellEnd"/>
+      <w:r>
+        <w:t xml:space="preserve"> </w:t>
+      </w:r>
+      <w:proofErr w:type="spellStart"/>
+      <w:r>
+        <w:t>biaya</w:t>
+      </w:r>
+      <w:proofErr w:type="spellEnd"/>
+      <w:r>
+        <w:t xml:space="preserve"> </w:t>
+      </w:r>
+      <w:proofErr w:type="spellStart"/>
+      <w:r>
+        <w:t>operasional</w:t>
+      </w:r>
+      <w:proofErr w:type="spellEnd"/>
+      <w:r>
+        <w:t xml:space="preserve"> </w:t>
+      </w:r>
+      <w:proofErr w:type="spellStart"/>
+      <w:r>
+        <w:t>serta</w:t>
+      </w:r>
+      <w:proofErr w:type="spellEnd"/>
+      <w:r>
+        <w:t xml:space="preserve"> </w:t>
+      </w:r>
+      <w:proofErr w:type="spellStart"/>
+      <w:r>
+        <w:t>pembelian</w:t>
+      </w:r>
+      <w:proofErr w:type="spellEnd"/>
+      <w:r>
+        <w:t xml:space="preserve"> </w:t>
+      </w:r>
+      <w:proofErr w:type="spellStart"/>
+      <w:r>
+        <w:t>bahan</w:t>
+      </w:r>
+      <w:proofErr w:type="spellEnd"/>
+      <w:r>
+        <w:t xml:space="preserve"> </w:t>
+      </w:r>
+      <w:proofErr w:type="spellStart"/>
+      <w:r>
+        <w:t>baku</w:t>
+      </w:r>
+      <w:proofErr w:type="spellEnd"/>
+      <w:r>
+        <w:t xml:space="preserve">. Data </w:t>
+      </w:r>
+      <w:proofErr w:type="spellStart"/>
+      <w:r>
+        <w:t>tersebut</w:t>
+      </w:r>
+      <w:proofErr w:type="spellEnd"/>
+      <w:r>
+        <w:t xml:space="preserve"> </w:t>
+      </w:r>
+      <w:proofErr w:type="spellStart"/>
+      <w:r>
+        <w:t>digunakan</w:t>
+      </w:r>
+      <w:proofErr w:type="spellEnd"/>
+      <w:r>
+        <w:t xml:space="preserve"> </w:t>
+      </w:r>
+      <w:proofErr w:type="spellStart"/>
+      <w:r>
+        <w:t>untuk</w:t>
+      </w:r>
+      <w:proofErr w:type="spellEnd"/>
+      <w:r>
+        <w:t xml:space="preserve"> </w:t>
+      </w:r>
+      <w:proofErr w:type="spellStart"/>
+      <w:r>
+        <w:t>menyajikan</w:t>
+      </w:r>
+      <w:proofErr w:type="spellEnd"/>
+      <w:r>
+        <w:t xml:space="preserve"> </w:t>
+      </w:r>
+      <w:proofErr w:type="spellStart"/>
+      <w:r>
+        <w:t>laporan</w:t>
+      </w:r>
+      <w:proofErr w:type="spellEnd"/>
+      <w:r>
+        <w:t xml:space="preserve"> </w:t>
+      </w:r>
+      <w:proofErr w:type="spellStart"/>
+      <w:r>
+        <w:t>keuangan</w:t>
+      </w:r>
+      <w:proofErr w:type="spellEnd"/>
+      <w:r>
+        <w:t xml:space="preserve"> </w:t>
+      </w:r>
+      <w:proofErr w:type="spellStart"/>
+      <w:r>
+        <w:t>sehingga</w:t>
+      </w:r>
+      <w:proofErr w:type="spellEnd"/>
+      <w:r>
+        <w:t xml:space="preserve"> Owner </w:t>
+      </w:r>
+      <w:proofErr w:type="spellStart"/>
+      <w:r>
+        <w:t>dapat</w:t>
+      </w:r>
+      <w:proofErr w:type="spellEnd"/>
+      <w:r>
+        <w:t xml:space="preserve"> </w:t>
+      </w:r>
+      <w:proofErr w:type="spellStart"/>
+      <w:r>
+        <w:t>melihat</w:t>
+      </w:r>
+      <w:proofErr w:type="spellEnd"/>
+      <w:r>
+        <w:t xml:space="preserve"> </w:t>
+      </w:r>
+      <w:proofErr w:type="spellStart"/>
+      <w:r>
+        <w:t>pemasukan</w:t>
+      </w:r>
+      <w:proofErr w:type="spellEnd"/>
+      <w:r>
+        <w:t xml:space="preserve">, </w:t>
+      </w:r>
+      <w:proofErr w:type="spellStart"/>
+      <w:r>
+        <w:t>pengeluaran</w:t>
+      </w:r>
+      <w:proofErr w:type="spellEnd"/>
+      <w:r>
+        <w:t xml:space="preserve">, modal, dan </w:t>
+      </w:r>
+      <w:proofErr w:type="spellStart"/>
+      <w:r>
+        <w:t>keuntungan</w:t>
+      </w:r>
+      <w:proofErr w:type="spellEnd"/>
+      <w:r>
+        <w:t xml:space="preserve"> </w:t>
+      </w:r>
+      <w:proofErr w:type="spellStart"/>
+      <w:r>
+        <w:t>dalam</w:t>
+      </w:r>
+      <w:proofErr w:type="spellEnd"/>
+      <w:r>
+        <w:t xml:space="preserve"> </w:t>
+      </w:r>
+      <w:proofErr w:type="spellStart"/>
+      <w:r>
+        <w:t>periode</w:t>
+      </w:r>
+      <w:proofErr w:type="spellEnd"/>
+      <w:r>
+        <w:t xml:space="preserve"> </w:t>
+      </w:r>
+      <w:proofErr w:type="spellStart"/>
+      <w:r>
+        <w:t>tertentu</w:t>
+      </w:r>
+      <w:proofErr w:type="spellEnd"/>
+      <w:r>
+        <w:t xml:space="preserve">. </w:t>
+      </w:r>
+      <w:proofErr w:type="spellStart"/>
+      <w:r>
+        <w:t>Sistem</w:t>
+      </w:r>
+      <w:proofErr w:type="spellEnd"/>
+      <w:r>
+        <w:t xml:space="preserve"> juga </w:t>
+      </w:r>
+      <w:proofErr w:type="spellStart"/>
+      <w:r>
+        <w:lastRenderedPageBreak/>
+        <w:t>dilengkapi</w:t>
+      </w:r>
+      <w:proofErr w:type="spellEnd"/>
+      <w:r>
+        <w:t xml:space="preserve"> dashboard </w:t>
+      </w:r>
+      <w:proofErr w:type="spellStart"/>
+      <w:r>
+        <w:t>untuk</w:t>
+      </w:r>
+      <w:proofErr w:type="spellEnd"/>
+      <w:r>
+        <w:t xml:space="preserve"> </w:t>
+      </w:r>
+      <w:proofErr w:type="spellStart"/>
+      <w:r>
+        <w:t>memberikan</w:t>
+      </w:r>
+      <w:proofErr w:type="spellEnd"/>
+      <w:r>
+        <w:t xml:space="preserve"> </w:t>
+      </w:r>
+      <w:proofErr w:type="spellStart"/>
+      <w:r>
+        <w:t>gambaran</w:t>
+      </w:r>
+      <w:proofErr w:type="spellEnd"/>
+      <w:r>
+        <w:t xml:space="preserve"> </w:t>
+      </w:r>
+      <w:proofErr w:type="spellStart"/>
+      <w:r>
+        <w:t>ringkas</w:t>
+      </w:r>
+      <w:proofErr w:type="spellEnd"/>
+      <w:r>
+        <w:t xml:space="preserve"> </w:t>
+      </w:r>
+      <w:proofErr w:type="spellStart"/>
+      <w:r>
+        <w:t>mengenai</w:t>
+      </w:r>
+      <w:proofErr w:type="spellEnd"/>
+      <w:r>
+        <w:t xml:space="preserve"> </w:t>
+      </w:r>
+      <w:proofErr w:type="spellStart"/>
+      <w:r>
+        <w:t>informasi</w:t>
+      </w:r>
+      <w:proofErr w:type="spellEnd"/>
+      <w:r>
+        <w:t xml:space="preserve"> </w:t>
+      </w:r>
+      <w:proofErr w:type="spellStart"/>
+      <w:r>
+        <w:t>operasional</w:t>
+      </w:r>
+      <w:proofErr w:type="spellEnd"/>
+      <w:r>
+        <w:t xml:space="preserve"> dan </w:t>
+      </w:r>
+      <w:proofErr w:type="spellStart"/>
+      <w:r>
+        <w:t>keuangan</w:t>
+      </w:r>
+      <w:proofErr w:type="spellEnd"/>
+      <w:r>
+        <w:t xml:space="preserve"> yang </w:t>
+      </w:r>
+      <w:proofErr w:type="spellStart"/>
+      <w:r>
+        <w:t>terdapat</w:t>
+      </w:r>
+      <w:proofErr w:type="spellEnd"/>
+      <w:r>
+        <w:t xml:space="preserve"> </w:t>
+      </w:r>
+      <w:proofErr w:type="spellStart"/>
+      <w:r>
+        <w:t>dalam</w:t>
+      </w:r>
+      <w:proofErr w:type="spellEnd"/>
+      <w:r>
+        <w:t xml:space="preserve"> </w:t>
+      </w:r>
+      <w:proofErr w:type="spellStart"/>
+      <w:r>
+        <w:t>sistem</w:t>
+      </w:r>
+      <w:proofErr w:type="spellEnd"/>
+      <w:r>
+        <w:t>.</w:t>
+      </w:r>
     </w:p>
     <w:p>
       <w:pPr>
+        <w:rPr>
+          <w:lang w:val="en-US"/>
+        </w:rPr>
+      </w:pPr>
+    </w:p>
+    <w:p>
+      <w:pPr>
         <w:pStyle w:val="Heading2"/>
         <w:rPr>
           <w:lang w:val="en-US"/>
         </w:rPr>
       </w:pPr>
+      <w:proofErr w:type="spellStart"/>
+      <w:r>
+        <w:rPr>
+          <w:lang w:val="en-US"/>
+        </w:rPr>
+        <w:t>Aktivitas</w:t>
+      </w:r>
+      <w:proofErr w:type="spellEnd"/>
+      <w:r>
+        <w:rPr>
+          <w:lang w:val="en-US"/>
+        </w:rPr>
+        <w:t xml:space="preserve"> </w:t>
+      </w:r>
+      <w:proofErr w:type="spellStart"/>
+      <w:r>
+        <w:rPr>
+          <w:lang w:val="en-US"/>
+        </w:rPr>
+        <w:t>Kerja</w:t>
+      </w:r>
+      <w:proofErr w:type="spellEnd"/>
+      <w:r>
+        <w:rPr>
+          <w:lang w:val="en-US"/>
+        </w:rPr>
+        <w:t xml:space="preserve"> </w:t>
+      </w:r>
+      <w:proofErr w:type="spellStart"/>
+      <w:r>
+        <w:rPr>
+          <w:lang w:val="en-US"/>
+        </w:rPr>
+        <w:t>Praktek</w:t>
+      </w:r>
+      <w:proofErr w:type="spellEnd"/>
     </w:p>
     <w:p>
       <w:pPr>
@@ -44592,7 +44130,7 @@
 </file>
 
 <file path=word/numbering.xml><?xml version="1.0" encoding="utf-8"?>
-<w:numbering xmlns:wpc="http://schemas.microsoft.com/office/word/2010/wordprocessingCanvas" xmlns:cx="http://schemas.microsoft.com/office/drawing/2014/chartex" xmlns:cx1="http://schemas.microsoft.com/office/drawing/2015/9/8/chartex" xmlns:cx2="http://schemas.microsoft.com/office/drawing/2015/10/21/chartex" xmlns:cx3="http://schemas.microsoft.com/office/drawing/2016/5/9/chartex" xmlns:cx4="http://schemas.microsoft.com/office/drawing/2016/5/10/chartex" xmlns:cx5="http://schemas.microsoft.com/office/drawing/2016/5/11/chartex" xmlns:cx6="http://schemas.microsoft.com/office/drawing/2016/5/12/chartex" xmlns:cx7="http://schemas.microsoft.com/office/drawing/2016/5/13/chartex" xmlns:cx8="http://schemas.microsoft.com/office/drawing/2016/5/14/chartex" xmlns:mc="http://schemas.openxmlformats.org/markup-compatibility/2006" xmlns:aink="http://schemas.microsoft.com/office/drawing/2016/ink" xmlns:am3d="http://schemas.microsoft.com/office/drawing/2017/model3d" xmlns:o="urn:schemas-microsoft-com:office:office" xmlns:oel="http://schemas.microsoft.com/office/2019/extlst" xmlns:r="http://schemas.openxmlformats.org/officeDocument/2006/relationships" xmlns:m="http://schemas.openxmlformats.org/officeDocument/2006/math" xmlns:v="urn:schemas-microsoft-com:vml" xmlns:wp14="http://schemas.microsoft.com/office/word/2010/wordprocessingDrawing" xmlns:wp="http://schemas.openxmlformats.org/drawingml/2006/wordprocessingDrawing" xmlns:w10="urn:schemas-microsoft-com:office:word" xmlns:w="http://schemas.openxmlformats.org/wordprocessingml/2006/main" xmlns:w14="http://schemas.microsoft.com/office/word/2010/wordml" xmlns:w15="http://schemas.microsoft.com/office/word/2012/wordml" xmlns:w16cex="http://schemas.microsoft.com/office/word/2018/wordml/cex" xmlns:w16cid="http://schemas.microsoft.com/office/word/2016/wordml/cid" xmlns:w16="http://schemas.microsoft.com/office/word/2018/wordml" xmlns:w16sdtdh="http://schemas.microsoft.com/office/word/2020/wordml/sdtdatahash" xmlns:w16se="http://schemas.microsoft.com/office/word/2015/wordml/symex" xmlns:wpg="http://schemas.microsoft.com/office/word/2010/wordprocessingGroup" xmlns:wpi="http://schemas.microsoft.com/office/word/2010/wordprocessingInk" xmlns:wne="http://schemas.microsoft.com/office/word/2006/wordml" xmlns:wps="http://schemas.microsoft.com/office/word/2010/wordprocessingShape" mc:Ignorable="w14 w15 w16se w16cid w16 w16cex w16sdtdh wp14">
+<w:numbering xmlns:wpc="http://schemas.microsoft.com/office/word/2010/wordprocessingCanvas" xmlns:cx="http://schemas.microsoft.com/office/drawing/2014/chartex" xmlns:cx1="http://schemas.microsoft.com/office/drawing/2015/9/8/chartex" xmlns:cx2="http://schemas.microsoft.com/office/drawing/2015/10/21/chartex" xmlns:cx3="http://schemas.microsoft.com/office/drawing/2016/5/9/chartex" xmlns:cx4="http://schemas.microsoft.com/office/drawing/2016/5/10/chartex" xmlns:cx5="http://schemas.microsoft.com/office/drawing/2016/5/11/chartex" xmlns:cx6="http://schemas.microsoft.com/office/drawing/2016/5/12/chartex" xmlns:cx7="http://schemas.microsoft.com/office/drawing/2016/5/13/chartex" xmlns:cx8="http://schemas.microsoft.com/office/drawing/2016/5/14/chartex" xmlns:mc="http://schemas.openxmlformats.org/markup-compatibility/2006" xmlns:aink="http://schemas.microsoft.com/office/drawing/2016/ink" xmlns:am3d="http://schemas.microsoft.com/office/drawing/2017/model3d" xmlns:o="urn:schemas-microsoft-com:office:office" xmlns:oel="http://schemas.microsoft.com/office/2019/extlst" xmlns:r="http://schemas.openxmlformats.org/officeDocument/2006/relationships" xmlns:m="http://schemas.openxmlformats.org/officeDocument/2006/math" xmlns:v="urn:schemas-microsoft-com:vml" xmlns:wp14="http://schemas.microsoft.com/office/word/2010/wordprocessingDrawing" xmlns:wp="http://schemas.openxmlformats.org/drawingml/2006/wordprocessingDrawing" xmlns:w10="urn:schemas-microsoft-com:office:word" xmlns:w="http://schemas.openxmlformats.org/wordprocessingml/2006/main" xmlns:w14="http://schemas.microsoft.com/office/word/2010/wordml" xmlns:w15="http://schemas.microsoft.com/office/word/2012/wordml" xmlns:w16cex="http://schemas.microsoft.com/office/word/2018/wordml/cex" xmlns:w16cid="http://schemas.microsoft.com/office/word/2016/wordml/cid" xmlns:w16="http://schemas.microsoft.com/office/word/2018/wordml" xmlns:w16du="http://schemas.microsoft.com/office/word/2023/wordml/word16du" xmlns:w16sdtdh="http://schemas.microsoft.com/office/word/2020/wordml/sdtdatahash" xmlns:w16sdtfl="http://schemas.microsoft.com/office/word/2024/wordml/sdtformatlock" xmlns:w16se="http://schemas.microsoft.com/office/word/2015/wordml/symex" xmlns:wpg="http://schemas.microsoft.com/office/word/2010/wordprocessingGroup" xmlns:wpi="http://schemas.microsoft.com/office/word/2010/wordprocessingInk" xmlns:wne="http://schemas.microsoft.com/office/word/2006/wordml" xmlns:wps="http://schemas.microsoft.com/office/word/2010/wordprocessingShape" mc:Ignorable="w14 w15 w16se w16cid w16 w16cex w16sdtdh w16sdtfl w16du wp14">
   <w:abstractNum w:abstractNumId="0" w15:restartNumberingAfterBreak="0">
     <w:nsid w:val="00403439"/>
     <w:multiLevelType w:val="multilevel"/>
@@ -48572,7 +48110,7 @@
 </file>
 
 <file path=word/styles.xml><?xml version="1.0" encoding="utf-8"?>
-<w:styles xmlns:mc="http://schemas.openxmlformats.org/markup-compatibility/2006" xmlns:r="http://schemas.openxmlformats.org/officeDocument/2006/relationships" xmlns:w="http://schemas.openxmlformats.org/wordprocessingml/2006/main" xmlns:w14="http://schemas.microsoft.com/office/word/2010/wordml" xmlns:w15="http://schemas.microsoft.com/office/word/2012/wordml" xmlns:w16cex="http://schemas.microsoft.com/office/word/2018/wordml/cex" xmlns:w16cid="http://schemas.microsoft.com/office/word/2016/wordml/cid" xmlns:w16="http://schemas.microsoft.com/office/word/2018/wordml" xmlns:w16sdtdh="http://schemas.microsoft.com/office/word/2020/wordml/sdtdatahash" xmlns:w16se="http://schemas.microsoft.com/office/word/2015/wordml/symex" mc:Ignorable="w14 w15 w16se w16cid w16 w16cex w16sdtdh">
+<w:styles xmlns:mc="http://schemas.openxmlformats.org/markup-compatibility/2006" xmlns:r="http://schemas.openxmlformats.org/officeDocument/2006/relationships" xmlns:w="http://schemas.openxmlformats.org/wordprocessingml/2006/main" xmlns:w14="http://schemas.microsoft.com/office/word/2010/wordml" xmlns:w15="http://schemas.microsoft.com/office/word/2012/wordml" xmlns:w16cex="http://schemas.microsoft.com/office/word/2018/wordml/cex" xmlns:w16cid="http://schemas.microsoft.com/office/word/2016/wordml/cid" xmlns:w16="http://schemas.microsoft.com/office/word/2018/wordml" xmlns:w16du="http://schemas.microsoft.com/office/word/2023/wordml/word16du" xmlns:w16sdtdh="http://schemas.microsoft.com/office/word/2020/wordml/sdtdatahash" xmlns:w16sdtfl="http://schemas.microsoft.com/office/word/2024/wordml/sdtformatlock" xmlns:w16se="http://schemas.microsoft.com/office/word/2015/wordml/symex" mc:Ignorable="w14 w15 w16se w16cid w16 w16cex w16sdtdh w16sdtfl w16du">
   <w:docDefaults>
     <w:rPrDefault>
       <w:rPr>
